--- a/turkey schengen visa application rpa/visaform.docx
+++ b/turkey schengen visa application rpa/visaform.docx
@@ -3010,8 +3010,6 @@
               </w:rPr>
               <w:t>}</w:t>
             </w:r>
-            <w:bookmarkStart w:id="0" w:name="_GoBack"/>
-            <w:bookmarkEnd w:id="0"/>
             <w:r>
               <w:rPr>
                 <w:rFonts w:ascii="Verdana" w:hAnsi="Verdana"/>
@@ -3304,7 +3302,31 @@
                 <w:szCs w:val="18"/>
                 <w:lang w:val="en-US" w:eastAsia="en-US"/>
               </w:rPr>
-              <w:t>: {passport_issuing_country }</w:t>
+              <w:t xml:space="preserve">: </w:t>
+            </w:r>
+            <w:r>
+              <w:rPr>
+                <w:rFonts w:ascii="Verdana" w:hAnsi="Verdana"/>
+                <w:bCs/>
+                <w:noProof/>
+                <w:color w:val="000000"/>
+                <w:sz w:val="18"/>
+                <w:szCs w:val="18"/>
+                <w:lang w:val="en-US" w:eastAsia="en-US"/>
+              </w:rPr>
+              <w:t>{maid_nationality</w:t>
+            </w:r>
+            <w:r>
+              <w:rPr>
+                <w:rFonts w:ascii="Verdana" w:hAnsi="Verdana"/>
+                <w:bCs/>
+                <w:noProof/>
+                <w:color w:val="000000"/>
+                <w:sz w:val="18"/>
+                <w:szCs w:val="18"/>
+                <w:lang w:val="en-US" w:eastAsia="en-US"/>
+              </w:rPr>
+              <w:t>}</w:t>
             </w:r>
           </w:p>
         </w:tc>
@@ -5286,7 +5308,7 @@
                 <w:szCs w:val="18"/>
                 <w:lang w:val="fr-FR" w:eastAsia="en-US"/>
               </w:rPr>
-              <w:t xml:space="preserve">  Domestic Worker</w:t>
+              <w:t xml:space="preserve">  </w:t>
             </w:r>
           </w:p>
         </w:tc>
@@ -5301,16 +5323,32 @@
           </w:tcPr>
           <w:p>
             <w:pPr>
-              <w:rPr>
-                <w:rFonts w:ascii="Verdana" w:hAnsi="Verdana"/>
-                <w:bCs/>
-                <w:noProof/>
-                <w:color w:val="000000"/>
-                <w:sz w:val="18"/>
-                <w:szCs w:val="18"/>
-                <w:lang w:val="fr-FR" w:eastAsia="en-US"/>
-              </w:rPr>
-            </w:pPr>
+              <w:tabs>
+                <w:tab w:val="left" w:pos="1194"/>
+              </w:tabs>
+              <w:rPr>
+                <w:rFonts w:ascii="Verdana" w:hAnsi="Verdana"/>
+                <w:bCs/>
+                <w:noProof/>
+                <w:color w:val="000000"/>
+                <w:sz w:val="18"/>
+                <w:szCs w:val="18"/>
+                <w:lang w:val="fr-FR" w:eastAsia="en-US"/>
+              </w:rPr>
+            </w:pPr>
+            <w:r>
+              <w:rPr>
+                <w:rFonts w:ascii="Verdana" w:hAnsi="Verdana"/>
+                <w:bCs/>
+                <w:noProof/>
+                <w:color w:val="000000"/>
+                <w:sz w:val="18"/>
+                <w:szCs w:val="18"/>
+                <w:lang w:val="fr-FR" w:eastAsia="en-US"/>
+              </w:rPr>
+              <w:tab/>
+              <w:t>Domestic Worker</w:t>
+            </w:r>
           </w:p>
         </w:tc>
         <w:tc>
@@ -5605,6 +5643,55 @@
                 <w:lang w:val="fr-FR" w:eastAsia="en-US"/>
               </w:rPr>
               <w:t>E-mail address</w:t>
+            </w:r>
+          </w:p>
+          <w:p>
+            <w:pPr>
+              <w:rPr>
+                <w:rFonts w:ascii="Verdana" w:hAnsi="Verdana"/>
+                <w:sz w:val="18"/>
+                <w:szCs w:val="18"/>
+                <w:lang w:val="fr-FR" w:eastAsia="en-US"/>
+              </w:rPr>
+            </w:pPr>
+          </w:p>
+          <w:p>
+            <w:pPr>
+              <w:rPr>
+                <w:rFonts w:ascii="Verdana" w:hAnsi="Verdana"/>
+                <w:sz w:val="18"/>
+                <w:szCs w:val="18"/>
+                <w:lang w:val="fr-FR" w:eastAsia="en-US"/>
+              </w:rPr>
+            </w:pPr>
+            <w:r>
+              <w:rPr>
+                <w:rFonts w:ascii="Verdana" w:hAnsi="Verdana"/>
+                <w:sz w:val="18"/>
+                <w:szCs w:val="18"/>
+                <w:lang w:val="fr-FR" w:eastAsia="en-US"/>
+              </w:rPr>
+              <w:t>{</w:t>
+            </w:r>
+            <w:proofErr w:type="spellStart"/>
+            <w:r>
+              <w:rPr>
+                <w:rFonts w:ascii="Verdana" w:hAnsi="Verdana"/>
+                <w:sz w:val="18"/>
+                <w:szCs w:val="18"/>
+                <w:lang w:val="fr-FR" w:eastAsia="en-US"/>
+              </w:rPr>
+              <w:t>client_email</w:t>
+            </w:r>
+            <w:proofErr w:type="spellEnd"/>
+            <w:r>
+              <w:rPr>
+                <w:rFonts w:ascii="Verdana" w:hAnsi="Verdana"/>
+                <w:sz w:val="18"/>
+                <w:szCs w:val="18"/>
+                <w:lang w:val="fr-FR" w:eastAsia="en-US"/>
+              </w:rPr>
+              <w:t>}</w:t>
             </w:r>
           </w:p>
         </w:tc>
@@ -6050,7 +6137,6 @@
                 <w:szCs w:val="18"/>
                 <w:lang w:val="en-US" w:eastAsia="en-US"/>
               </w:rPr>
-              <w:lastRenderedPageBreak/>
               <w:t>21.</w:t>
             </w:r>
             <w:r>
@@ -6223,7 +6309,7 @@
                 <w:szCs w:val="18"/>
                 <w:lang w:val="fr-FR" w:eastAsia="en-US"/>
               </w:rPr>
-              <w:sym w:font="Webdings" w:char="F063"/>
+              <w:sym w:font="Webdings" w:char="F072"/>
             </w:r>
             <w:r>
               <w:rPr>
@@ -6422,6 +6508,7 @@
                 <w:szCs w:val="18"/>
                 <w:lang w:val="en-US" w:eastAsia="en-US"/>
               </w:rPr>
+              <w:lastRenderedPageBreak/>
               <w:t>24.</w:t>
             </w:r>
             <w:r>
@@ -6499,7 +6586,31 @@
                 <w:szCs w:val="18"/>
                 <w:lang w:val="fr-FR" w:eastAsia="en-US"/>
               </w:rPr>
-              <w:t xml:space="preserve"> No      </w:t>
+              <w:t xml:space="preserve"> </w:t>
+            </w:r>
+            <w:r>
+              <w:rPr>
+                <w:rFonts w:ascii="Verdana" w:hAnsi="Verdana"/>
+                <w:bCs/>
+                <w:noProof/>
+                <w:color w:val="000000"/>
+                <w:sz w:val="18"/>
+                <w:szCs w:val="18"/>
+                <w:lang w:val="fr-FR" w:eastAsia="en-US"/>
+              </w:rPr>
+              <w:t>{24n}</w:t>
+            </w:r>
+            <w:r>
+              <w:rPr>
+                <w:rFonts w:ascii="Verdana" w:hAnsi="Verdana"/>
+                <w:bCs/>
+                <w:noProof/>
+                <w:color w:val="000000"/>
+                <w:sz w:val="18"/>
+                <w:szCs w:val="18"/>
+                <w:lang w:val="fr-FR" w:eastAsia="en-US"/>
+              </w:rPr>
+              <w:t xml:space="preserve">No      </w:t>
             </w:r>
             <w:r>
               <w:rPr>
@@ -6548,7 +6659,31 @@
                 <w:szCs w:val="18"/>
                 <w:lang w:val="fr-FR" w:eastAsia="en-US"/>
               </w:rPr>
-              <w:t xml:space="preserve"> Yes</w:t>
+              <w:t xml:space="preserve"> </w:t>
+            </w:r>
+            <w:r>
+              <w:rPr>
+                <w:rFonts w:ascii="Verdana" w:hAnsi="Verdana"/>
+                <w:bCs/>
+                <w:noProof/>
+                <w:color w:val="000000"/>
+                <w:sz w:val="18"/>
+                <w:szCs w:val="18"/>
+                <w:lang w:val="fr-FR" w:eastAsia="en-US"/>
+              </w:rPr>
+              <w:t>{24y}</w:t>
+            </w:r>
+            <w:r>
+              <w:rPr>
+                <w:rFonts w:ascii="Verdana" w:hAnsi="Verdana"/>
+                <w:bCs/>
+                <w:noProof/>
+                <w:color w:val="000000"/>
+                <w:sz w:val="18"/>
+                <w:szCs w:val="18"/>
+                <w:lang w:val="fr-FR" w:eastAsia="en-US"/>
+              </w:rPr>
+              <w:t>Yes</w:t>
             </w:r>
             <w:r>
               <w:rPr>
@@ -6772,7 +6907,31 @@
                 <w:szCs w:val="18"/>
                 <w:lang w:val="fr-FR" w:eastAsia="en-US"/>
               </w:rPr>
-              <w:t xml:space="preserve"> No     </w:t>
+              <w:t xml:space="preserve"> </w:t>
+            </w:r>
+            <w:r>
+              <w:rPr>
+                <w:rFonts w:ascii="Verdana" w:hAnsi="Verdana"/>
+                <w:bCs/>
+                <w:noProof/>
+                <w:color w:val="000000"/>
+                <w:sz w:val="18"/>
+                <w:szCs w:val="18"/>
+                <w:lang w:val="fr-FR" w:eastAsia="en-US"/>
+              </w:rPr>
+              <w:t>{25n}</w:t>
+            </w:r>
+            <w:r>
+              <w:rPr>
+                <w:rFonts w:ascii="Verdana" w:hAnsi="Verdana"/>
+                <w:bCs/>
+                <w:noProof/>
+                <w:color w:val="000000"/>
+                <w:sz w:val="18"/>
+                <w:szCs w:val="18"/>
+                <w:lang w:val="fr-FR" w:eastAsia="en-US"/>
+              </w:rPr>
+              <w:t xml:space="preserve">No     </w:t>
             </w:r>
             <w:r>
               <w:rPr>
@@ -6857,7 +7016,31 @@
                 <w:szCs w:val="18"/>
                 <w:lang w:val="fr-FR" w:eastAsia="en-US"/>
               </w:rPr>
-              <w:t xml:space="preserve"> Yes</w:t>
+              <w:t xml:space="preserve"> </w:t>
+            </w:r>
+            <w:r>
+              <w:rPr>
+                <w:rFonts w:ascii="Verdana" w:hAnsi="Verdana"/>
+                <w:bCs/>
+                <w:noProof/>
+                <w:color w:val="000000"/>
+                <w:sz w:val="18"/>
+                <w:szCs w:val="18"/>
+                <w:lang w:val="fr-FR" w:eastAsia="en-US"/>
+              </w:rPr>
+              <w:t>{25y}</w:t>
+            </w:r>
+            <w:r>
+              <w:rPr>
+                <w:rFonts w:ascii="Verdana" w:hAnsi="Verdana"/>
+                <w:bCs/>
+                <w:noProof/>
+                <w:color w:val="000000"/>
+                <w:sz w:val="18"/>
+                <w:szCs w:val="18"/>
+                <w:lang w:val="fr-FR" w:eastAsia="en-US"/>
+              </w:rPr>
+              <w:t>Yes</w:t>
             </w:r>
             <w:r>
               <w:rPr>
@@ -7759,6 +7942,25 @@
               <w:t xml:space="preserve"> of first entry or transit route</w:t>
             </w:r>
           </w:p>
+          <w:p>
+            <w:pPr>
+              <w:rPr>
+                <w:rFonts w:ascii="Verdana" w:hAnsi="Verdana"/>
+                <w:sz w:val="18"/>
+                <w:szCs w:val="18"/>
+                <w:lang w:val="en-US" w:eastAsia="en-US"/>
+              </w:rPr>
+            </w:pPr>
+            <w:r>
+              <w:rPr>
+                <w:rFonts w:ascii="Verdana" w:hAnsi="Verdana"/>
+                <w:sz w:val="18"/>
+                <w:szCs w:val="18"/>
+                <w:lang w:val="en-US" w:eastAsia="en-US"/>
+              </w:rPr>
+              <w:t>{port}</w:t>
+            </w:r>
+          </w:p>
         </w:tc>
         <w:tc>
           <w:tcPr>
@@ -8378,58 +8580,75 @@
                 <w:lang w:val="en-US" w:eastAsia="en-US"/>
               </w:rPr>
               <w:tab/>
+            </w:r>
+            <w:r>
+              <w:rPr>
+                <w:rFonts w:ascii="Verdana" w:hAnsi="Verdana"/>
+                <w:bCs/>
+                <w:noProof/>
+                <w:color w:val="000000"/>
+                <w:sz w:val="18"/>
+                <w:szCs w:val="18"/>
+                <w:lang w:val="en-US" w:eastAsia="en-US"/>
+              </w:rPr>
+              <w:tab/>
+            </w:r>
+            <w:bookmarkStart w:id="0" w:name="_GoBack"/>
+            <w:bookmarkEnd w:id="0"/>
+          </w:p>
+          <w:p>
+            <w:pPr>
+              <w:rPr>
+                <w:rFonts w:ascii="Verdana" w:hAnsi="Verdana"/>
+                <w:bCs/>
+                <w:noProof/>
+                <w:color w:val="000000"/>
+                <w:sz w:val="18"/>
+                <w:szCs w:val="18"/>
+                <w:lang w:val="en-US" w:eastAsia="en-US"/>
+              </w:rPr>
+            </w:pPr>
+            <w:r>
+              <w:rPr>
+                <w:rFonts w:ascii="Verdana" w:hAnsi="Verdana"/>
+                <w:bCs/>
+                <w:noProof/>
+                <w:color w:val="000000"/>
+                <w:sz w:val="18"/>
+                <w:szCs w:val="18"/>
+                <w:lang w:val="en-US" w:eastAsia="en-US"/>
+              </w:rPr>
               <w:t>{client_phone_number}</w:t>
             </w:r>
-            <w:r>
-              <w:rPr>
-                <w:rFonts w:ascii="Verdana" w:hAnsi="Verdana"/>
-                <w:bCs/>
-                <w:noProof/>
-                <w:color w:val="000000"/>
-                <w:sz w:val="18"/>
-                <w:szCs w:val="18"/>
-                <w:lang w:val="en-US" w:eastAsia="en-US"/>
-              </w:rPr>
-              <w:tab/>
-              <w:t>{client_emai</w:t>
-            </w:r>
-            <w:r>
-              <w:rPr>
-                <w:rFonts w:ascii="Verdana" w:hAnsi="Verdana"/>
-                <w:bCs/>
-                <w:noProof/>
-                <w:color w:val="000000"/>
-                <w:sz w:val="18"/>
-                <w:szCs w:val="18"/>
-                <w:lang w:val="en-US" w:eastAsia="en-US"/>
-              </w:rPr>
-              <w:t>l</w:t>
-            </w:r>
-            <w:r>
-              <w:rPr>
-                <w:rFonts w:ascii="Verdana" w:hAnsi="Verdana"/>
-                <w:bCs/>
-                <w:noProof/>
-                <w:color w:val="000000"/>
-                <w:sz w:val="18"/>
-                <w:szCs w:val="18"/>
-                <w:lang w:val="en-US" w:eastAsia="en-US"/>
-              </w:rPr>
-              <w:t>}</w:t>
-            </w:r>
-          </w:p>
-          <w:p>
-            <w:pPr>
-              <w:rPr>
-                <w:rFonts w:ascii="Verdana" w:hAnsi="Verdana"/>
-                <w:bCs/>
-                <w:noProof/>
-                <w:color w:val="000000"/>
-                <w:sz w:val="18"/>
-                <w:szCs w:val="18"/>
-                <w:lang w:val="en-US" w:eastAsia="en-US"/>
-              </w:rPr>
-            </w:pPr>
+          </w:p>
+          <w:p>
+            <w:pPr>
+              <w:tabs>
+                <w:tab w:val="left" w:pos="2752"/>
+                <w:tab w:val="left" w:pos="5860"/>
+              </w:tabs>
+              <w:rPr>
+                <w:rFonts w:ascii="Verdana" w:hAnsi="Verdana"/>
+                <w:bCs/>
+                <w:noProof/>
+                <w:color w:val="000000"/>
+                <w:sz w:val="18"/>
+                <w:szCs w:val="18"/>
+                <w:lang w:val="en-US" w:eastAsia="en-US"/>
+              </w:rPr>
+            </w:pPr>
+            <w:r>
+              <w:rPr>
+                <w:rFonts w:ascii="Verdana" w:hAnsi="Verdana"/>
+                <w:bCs/>
+                <w:noProof/>
+                <w:color w:val="000000"/>
+                <w:sz w:val="18"/>
+                <w:szCs w:val="18"/>
+                <w:lang w:val="en-US" w:eastAsia="en-US"/>
+              </w:rPr>
+              <w:t>{client_email}</w:t>
+            </w:r>
           </w:p>
           <w:p>
             <w:pPr>
@@ -9885,48 +10104,48 @@
                 <w:szCs w:val="18"/>
                 <w:lang w:val="fr-FR" w:eastAsia="en-US"/>
               </w:rPr>
+              <w:t>38.</w:t>
+            </w:r>
+            <w:r>
+              <w:rPr>
+                <w:rFonts w:ascii="Verdana" w:hAnsi="Verdana"/>
+                <w:bCs/>
+                <w:noProof/>
+                <w:color w:val="000000"/>
+                <w:sz w:val="18"/>
+                <w:szCs w:val="18"/>
+                <w:lang w:val="fr-FR" w:eastAsia="en-US"/>
+              </w:rPr>
+              <w:t xml:space="preserve"> Place and date </w:t>
+            </w:r>
+          </w:p>
+          <w:p>
+            <w:pPr>
+              <w:rPr>
+                <w:rFonts w:ascii="Verdana" w:hAnsi="Verdana"/>
+                <w:sz w:val="18"/>
+                <w:szCs w:val="18"/>
+                <w:lang w:val="fr-FR" w:eastAsia="en-US"/>
+              </w:rPr>
+            </w:pPr>
+          </w:p>
+          <w:p>
+            <w:pPr>
+              <w:rPr>
+                <w:rFonts w:ascii="Verdana" w:hAnsi="Verdana"/>
+                <w:sz w:val="18"/>
+                <w:szCs w:val="18"/>
+                <w:lang w:val="fr-FR" w:eastAsia="en-US"/>
+              </w:rPr>
+            </w:pPr>
+            <w:r>
+              <w:rPr>
+                <w:rFonts w:ascii="Verdana" w:hAnsi="Verdana"/>
+                <w:sz w:val="18"/>
+                <w:szCs w:val="18"/>
+                <w:lang w:val="fr-FR" w:eastAsia="en-US"/>
+              </w:rPr>
               <w:lastRenderedPageBreak/>
-              <w:t>38.</w:t>
-            </w:r>
-            <w:r>
-              <w:rPr>
-                <w:rFonts w:ascii="Verdana" w:hAnsi="Verdana"/>
-                <w:bCs/>
-                <w:noProof/>
-                <w:color w:val="000000"/>
-                <w:sz w:val="18"/>
-                <w:szCs w:val="18"/>
-                <w:lang w:val="fr-FR" w:eastAsia="en-US"/>
-              </w:rPr>
-              <w:t xml:space="preserve"> Place and date </w:t>
-            </w:r>
-          </w:p>
-          <w:p>
-            <w:pPr>
-              <w:rPr>
-                <w:rFonts w:ascii="Verdana" w:hAnsi="Verdana"/>
-                <w:sz w:val="18"/>
-                <w:szCs w:val="18"/>
-                <w:lang w:val="fr-FR" w:eastAsia="en-US"/>
-              </w:rPr>
-            </w:pPr>
-          </w:p>
-          <w:p>
-            <w:pPr>
-              <w:rPr>
-                <w:rFonts w:ascii="Verdana" w:hAnsi="Verdana"/>
-                <w:sz w:val="18"/>
-                <w:szCs w:val="18"/>
-                <w:lang w:val="fr-FR" w:eastAsia="en-US"/>
-              </w:rPr>
-            </w:pPr>
-            <w:r>
-              <w:rPr>
-                <w:rFonts w:ascii="Verdana" w:hAnsi="Verdana"/>
-                <w:sz w:val="18"/>
-                <w:szCs w:val="18"/>
-                <w:lang w:val="fr-FR" w:eastAsia="en-US"/>
-              </w:rPr>
               <w:t xml:space="preserve">United </w:t>
             </w:r>
             <w:proofErr w:type="spellStart"/>
@@ -10027,7 +10246,6 @@
                 <w:szCs w:val="18"/>
                 <w:lang w:val="en-US" w:eastAsia="en-US"/>
               </w:rPr>
-              <w:lastRenderedPageBreak/>
               <w:t>39.</w:t>
             </w:r>
             <w:r>
@@ -10693,7 +10911,7 @@
   <w:style w:type="paragraph" w:default="1" w:styleId="Normal">
     <w:name w:val="Normal"/>
     <w:qFormat/>
-    <w:rsid w:val="001E3668"/>
+    <w:rsid w:val="0031777B"/>
     <w:rPr>
       <w:sz w:val="24"/>
       <w:szCs w:val="24"/>

--- a/turkey schengen visa application rpa/visaform.docx
+++ b/turkey schengen visa application rpa/visaform.docx
@@ -5544,20 +5544,20 @@
                 <w:color w:val="000000"/>
                 <w:sz w:val="18"/>
                 <w:szCs w:val="18"/>
-                <w:lang w:val="fr-FR" w:eastAsia="en-US"/>
-              </w:rPr>
-            </w:pPr>
-            <w:r>
-              <w:rPr>
-                <w:rFonts w:ascii="Verdana" w:hAnsi="Verdana"/>
-                <w:bCs/>
-                <w:noProof/>
-                <w:color w:val="000000"/>
-                <w:sz w:val="18"/>
-                <w:szCs w:val="18"/>
-                <w:lang w:val="fr-FR" w:eastAsia="en-US"/>
-              </w:rPr>
-              <w:t>00971504999188</w:t>
+                <w:lang w:val="en-US" w:eastAsia="en-US"/>
+              </w:rPr>
+            </w:pPr>
+            <w:r>
+              <w:rPr>
+                <w:rFonts w:ascii="Verdana" w:hAnsi="Verdana"/>
+                <w:bCs/>
+                <w:noProof/>
+                <w:color w:val="000000"/>
+                <w:sz w:val="18"/>
+                <w:szCs w:val="18"/>
+                <w:lang w:val="en-US" w:eastAsia="en-US"/>
+              </w:rPr>
+              <w:t>{client_phone_number}</w:t>
             </w:r>
           </w:p>
         </w:tc>
@@ -5654,16 +5654,6 @@
                 <w:lang w:val="fr-FR" w:eastAsia="en-US"/>
               </w:rPr>
             </w:pPr>
-          </w:p>
-          <w:p>
-            <w:pPr>
-              <w:rPr>
-                <w:rFonts w:ascii="Verdana" w:hAnsi="Verdana"/>
-                <w:sz w:val="18"/>
-                <w:szCs w:val="18"/>
-                <w:lang w:val="fr-FR" w:eastAsia="en-US"/>
-              </w:rPr>
-            </w:pPr>
             <w:r>
               <w:rPr>
                 <w:rFonts w:ascii="Verdana" w:hAnsi="Verdana"/>
@@ -5693,6 +5683,8 @@
               </w:rPr>
               <w:t>}</w:t>
             </w:r>
+            <w:bookmarkStart w:id="0" w:name="_GoBack"/>
+            <w:bookmarkEnd w:id="0"/>
           </w:p>
         </w:tc>
         <w:tc>
@@ -8593,8 +8585,6 @@
               </w:rPr>
               <w:tab/>
             </w:r>
-            <w:bookmarkStart w:id="0" w:name="_GoBack"/>
-            <w:bookmarkEnd w:id="0"/>
           </w:p>
           <w:p>
             <w:pPr>
@@ -10911,7 +10901,7 @@
   <w:style w:type="paragraph" w:default="1" w:styleId="Normal">
     <w:name w:val="Normal"/>
     <w:qFormat/>
-    <w:rsid w:val="0031777B"/>
+    <w:rsid w:val="00A908E2"/>
     <w:rPr>
       <w:sz w:val="24"/>
       <w:szCs w:val="24"/>

--- a/turkey schengen visa application rpa/visaform.docx
+++ b/turkey schengen visa application rpa/visaform.docx
@@ -3020,7 +3020,19 @@
                 <w:szCs w:val="18"/>
                 <w:lang w:val="fr-FR" w:eastAsia="en-US"/>
               </w:rPr>
-              <w:t xml:space="preserve">Male        </w:t>
+              <w:t xml:space="preserve"> Male      </w:t>
+            </w:r>
+            <w:r>
+              <w:rPr>
+                <w:rFonts w:ascii="Verdana" w:hAnsi="Verdana"/>
+                <w:bCs/>
+                <w:noProof/>
+                <w:color w:val="000000"/>
+                <w:sz w:val="18"/>
+                <w:szCs w:val="18"/>
+                <w:lang w:val="fr-FR" w:eastAsia="en-US"/>
+              </w:rPr>
+              <w:t xml:space="preserve"> </w:t>
             </w:r>
             <w:r>
               <w:rPr>
@@ -3081,6 +3093,18 @@
                 <w:lang w:val="fr-FR" w:eastAsia="en-US"/>
               </w:rPr>
               <w:t>f}</w:t>
+            </w:r>
+            <w:r>
+              <w:rPr>
+                <w:rFonts w:ascii="Verdana" w:hAnsi="Verdana"/>
+                <w:bCs/>
+                <w:noProof/>
+                <w:color w:val="000000"/>
+                <w:sz w:val="18"/>
+                <w:szCs w:val="18"/>
+                <w:lang w:val="fr-FR" w:eastAsia="en-US"/>
+              </w:rPr>
+              <w:t xml:space="preserve"> </w:t>
             </w:r>
             <w:r>
               <w:rPr>
@@ -3496,6 +3520,79 @@
               </w:rPr>
               <w:t xml:space="preserve">Married   </w:t>
             </w:r>
+          </w:p>
+          <w:p>
+            <w:pPr>
+              <w:rPr>
+                <w:rFonts w:ascii="Verdana" w:hAnsi="Verdana"/>
+                <w:bCs/>
+                <w:noProof/>
+                <w:color w:val="000000"/>
+                <w:sz w:val="18"/>
+                <w:szCs w:val="18"/>
+                <w:lang w:val="en-US" w:eastAsia="en-US"/>
+              </w:rPr>
+            </w:pPr>
+            <w:r>
+              <w:rPr>
+                <w:rFonts w:ascii="Verdana" w:hAnsi="Verdana"/>
+                <w:bCs/>
+                <w:noProof/>
+                <w:color w:val="000000"/>
+                <w:sz w:val="18"/>
+                <w:szCs w:val="18"/>
+                <w:lang w:val="fr-FR" w:eastAsia="en-US"/>
+              </w:rPr>
+              <w:sym w:font="Webdings" w:char="F063"/>
+            </w:r>
+            <w:r>
+              <w:rPr>
+                <w:rFonts w:ascii="Verdana" w:hAnsi="Verdana"/>
+                <w:bCs/>
+                <w:noProof/>
+                <w:color w:val="000000"/>
+                <w:sz w:val="18"/>
+                <w:szCs w:val="18"/>
+                <w:lang w:val="en-US" w:eastAsia="en-US"/>
+              </w:rPr>
+              <w:t xml:space="preserve"> Separated    </w:t>
+            </w:r>
+            <w:r>
+              <w:rPr>
+                <w:rFonts w:ascii="Verdana" w:hAnsi="Verdana"/>
+                <w:bCs/>
+                <w:noProof/>
+                <w:color w:val="000000"/>
+                <w:sz w:val="18"/>
+                <w:szCs w:val="18"/>
+                <w:lang w:val="en-US" w:eastAsia="en-US"/>
+              </w:rPr>
+              <w:t xml:space="preserve">         </w:t>
+            </w:r>
+            <w:r>
+              <w:rPr>
+                <w:rFonts w:ascii="Verdana" w:hAnsi="Verdana"/>
+                <w:bCs/>
+                <w:noProof/>
+                <w:color w:val="000000"/>
+                <w:sz w:val="18"/>
+                <w:szCs w:val="18"/>
+                <w:lang w:val="fr-FR" w:eastAsia="en-US"/>
+              </w:rPr>
+              <w:sym w:font="Webdings" w:char="F063"/>
+            </w:r>
+            <w:r>
+              <w:rPr>
+                <w:rFonts w:ascii="Verdana" w:hAnsi="Verdana"/>
+                <w:bCs/>
+                <w:noProof/>
+                <w:color w:val="000000"/>
+                <w:sz w:val="18"/>
+                <w:szCs w:val="18"/>
+                <w:lang w:val="en-US" w:eastAsia="en-US"/>
+              </w:rPr>
+              <w:t xml:space="preserve"> Divorced       </w:t>
+            </w:r>
             <w:r>
               <w:rPr>
                 <w:rFonts w:ascii="Verdana" w:hAnsi="Verdana"/>
@@ -3508,6 +3605,19 @@
               </w:rPr>
               <w:t xml:space="preserve"> </w:t>
             </w:r>
+          </w:p>
+          <w:p>
+            <w:pPr>
+              <w:rPr>
+                <w:rFonts w:ascii="Verdana" w:hAnsi="Verdana"/>
+                <w:bCs/>
+                <w:noProof/>
+                <w:color w:val="000000"/>
+                <w:sz w:val="18"/>
+                <w:szCs w:val="18"/>
+                <w:lang w:val="en-US" w:eastAsia="en-US"/>
+              </w:rPr>
+            </w:pPr>
             <w:r>
               <w:rPr>
                 <w:rFonts w:ascii="Verdana" w:hAnsi="Verdana"/>
@@ -3530,44 +3640,7 @@
                 <w:szCs w:val="18"/>
                 <w:lang w:val="en-US" w:eastAsia="en-US"/>
               </w:rPr>
-              <w:t xml:space="preserve"> Separated    </w:t>
-            </w:r>
-          </w:p>
-          <w:p>
-            <w:pPr>
-              <w:rPr>
-                <w:rFonts w:ascii="Verdana" w:hAnsi="Verdana"/>
-                <w:bCs/>
-                <w:noProof/>
-                <w:color w:val="000000"/>
-                <w:sz w:val="18"/>
-                <w:szCs w:val="18"/>
-                <w:lang w:val="en-US" w:eastAsia="en-US"/>
-              </w:rPr>
-            </w:pPr>
-            <w:r>
-              <w:rPr>
-                <w:rFonts w:ascii="Verdana" w:hAnsi="Verdana"/>
-                <w:bCs/>
-                <w:noProof/>
-                <w:color w:val="000000"/>
-                <w:sz w:val="18"/>
-                <w:szCs w:val="18"/>
-                <w:lang w:val="fr-FR" w:eastAsia="en-US"/>
-              </w:rPr>
-              <w:sym w:font="Webdings" w:char="F063"/>
-            </w:r>
-            <w:r>
-              <w:rPr>
-                <w:rFonts w:ascii="Verdana" w:hAnsi="Verdana"/>
-                <w:bCs/>
-                <w:noProof/>
-                <w:color w:val="000000"/>
-                <w:sz w:val="18"/>
-                <w:szCs w:val="18"/>
-                <w:lang w:val="en-US" w:eastAsia="en-US"/>
-              </w:rPr>
-              <w:t xml:space="preserve"> Divorced       </w:t>
+              <w:t xml:space="preserve"> Widowed </w:t>
             </w:r>
             <w:r>
               <w:rPr>
@@ -3589,33 +3662,9 @@
                 <w:color w:val="000000"/>
                 <w:sz w:val="18"/>
                 <w:szCs w:val="18"/>
-                <w:lang w:val="fr-FR" w:eastAsia="en-US"/>
-              </w:rPr>
-              <w:sym w:font="Webdings" w:char="F063"/>
-            </w:r>
-            <w:r>
-              <w:rPr>
-                <w:rFonts w:ascii="Verdana" w:hAnsi="Verdana"/>
-                <w:bCs/>
-                <w:noProof/>
-                <w:color w:val="000000"/>
-                <w:sz w:val="18"/>
-                <w:szCs w:val="18"/>
-                <w:lang w:val="en-US" w:eastAsia="en-US"/>
-              </w:rPr>
-              <w:t xml:space="preserve"> Widowed </w:t>
-            </w:r>
-            <w:r>
-              <w:rPr>
-                <w:rFonts w:ascii="Verdana" w:hAnsi="Verdana"/>
-                <w:bCs/>
-                <w:noProof/>
-                <w:color w:val="000000"/>
-                <w:sz w:val="18"/>
-                <w:szCs w:val="18"/>
-                <w:lang w:val="en-US" w:eastAsia="en-US"/>
-              </w:rPr>
-              <w:t xml:space="preserve"> </w:t>
+                <w:lang w:val="en-US" w:eastAsia="en-US"/>
+              </w:rPr>
+              <w:t xml:space="preserve">             </w:t>
             </w:r>
             <w:r>
               <w:rPr>
@@ -5683,8 +5732,6 @@
               </w:rPr>
               <w:t>}</w:t>
             </w:r>
-            <w:bookmarkStart w:id="0" w:name="_GoBack"/>
-            <w:bookmarkEnd w:id="0"/>
           </w:p>
         </w:tc>
         <w:tc>
@@ -8012,6 +8059,20 @@
                 <w:lang w:val="fr-FR" w:eastAsia="en-US"/>
               </w:rPr>
             </w:pPr>
+            <w:r>
+              <w:rPr>
+                <w:rFonts w:ascii="Verdana" w:hAnsi="Verdana"/>
+                <w:bCs/>
+                <w:noProof/>
+                <w:color w:val="000000"/>
+                <w:sz w:val="18"/>
+                <w:szCs w:val="18"/>
+                <w:lang w:val="fr-FR" w:eastAsia="en-US"/>
+              </w:rPr>
+              <w:t>{means_of_transport}</w:t>
+            </w:r>
+            <w:bookmarkStart w:id="0" w:name="_GoBack"/>
+            <w:bookmarkEnd w:id="0"/>
           </w:p>
           <w:p>
             <w:pPr>

--- a/turkey schengen visa application rpa/visaform.docx
+++ b/turkey schengen visa application rpa/visaform.docx
@@ -205,6 +205,8 @@
                 <w:szCs w:val="20"/>
               </w:rPr>
             </w:pPr>
+            <w:bookmarkStart w:id="0" w:name="_GoBack"/>
+            <w:bookmarkEnd w:id="0"/>
           </w:p>
           <w:p>
             <w:pPr>
@@ -8071,8 +8073,6 @@
               </w:rPr>
               <w:t>{means_of_transport}</w:t>
             </w:r>
-            <w:bookmarkStart w:id="0" w:name="_GoBack"/>
-            <w:bookmarkEnd w:id="0"/>
           </w:p>
           <w:p>
             <w:pPr>
@@ -10196,7 +10196,6 @@
                 <w:szCs w:val="18"/>
                 <w:lang w:val="fr-FR" w:eastAsia="en-US"/>
               </w:rPr>
-              <w:lastRenderedPageBreak/>
               <w:t xml:space="preserve">United </w:t>
             </w:r>
             <w:proofErr w:type="spellStart"/>

--- a/turkey schengen visa application rpa/visaform.docx
+++ b/turkey schengen visa application rpa/visaform.docx
@@ -205,8 +205,6 @@
                 <w:szCs w:val="20"/>
               </w:rPr>
             </w:pPr>
-            <w:bookmarkStart w:id="0" w:name="_GoBack"/>
-            <w:bookmarkEnd w:id="0"/>
           </w:p>
           <w:p>
             <w:pPr>
@@ -8568,6 +8566,8 @@
                 <w:lang w:val="en-US" w:eastAsia="en-US"/>
               </w:rPr>
             </w:pPr>
+            <w:bookmarkStart w:id="0" w:name="_GoBack"/>
+            <w:bookmarkEnd w:id="0"/>
           </w:p>
           <w:p>
             <w:pPr>
@@ -8594,6 +8594,134 @@
               <w:t>Address                               Telephone/ Fax Number                E-mail address</w:t>
             </w:r>
           </w:p>
+          <w:tbl>
+            <w:tblPr>
+              <w:tblStyle w:val="TableGrid"/>
+              <w:tblW w:w="8254" w:type="dxa"/>
+              <w:tblBorders>
+                <w:top w:val="none" w:sz="0" w:space="0" w:color="auto"/>
+                <w:left w:val="none" w:sz="0" w:space="0" w:color="auto"/>
+                <w:bottom w:val="none" w:sz="0" w:space="0" w:color="auto"/>
+                <w:right w:val="none" w:sz="0" w:space="0" w:color="auto"/>
+                <w:insideH w:val="none" w:sz="0" w:space="0" w:color="auto"/>
+                <w:insideV w:val="none" w:sz="0" w:space="0" w:color="auto"/>
+              </w:tblBorders>
+              <w:tblLayout w:type="fixed"/>
+              <w:tblLook w:val="04A0" w:firstRow="1" w:lastRow="0" w:firstColumn="1" w:lastColumn="0" w:noHBand="0" w:noVBand="1"/>
+            </w:tblPr>
+            <w:tblGrid>
+              <w:gridCol w:w="2674"/>
+              <w:gridCol w:w="3150"/>
+              <w:gridCol w:w="2430"/>
+            </w:tblGrid>
+            <w:tr>
+              <w:trPr>
+                <w:trHeight w:val="54"/>
+              </w:trPr>
+              <w:tc>
+                <w:tcPr>
+                  <w:tcW w:w="2674" w:type="dxa"/>
+                </w:tcPr>
+                <w:p>
+                  <w:pPr>
+                    <w:rPr>
+                      <w:rFonts w:ascii="Verdana" w:hAnsi="Verdana"/>
+                      <w:bCs/>
+                      <w:noProof/>
+                      <w:color w:val="000000"/>
+                      <w:sz w:val="18"/>
+                      <w:szCs w:val="18"/>
+                      <w:lang w:val="en-US" w:eastAsia="en-US"/>
+                    </w:rPr>
+                  </w:pPr>
+                  <w:r>
+                    <w:rPr>
+                      <w:rFonts w:ascii="Verdana" w:hAnsi="Verdana"/>
+                      <w:bCs/>
+                      <w:noProof/>
+                      <w:color w:val="000000"/>
+                      <w:sz w:val="18"/>
+                      <w:szCs w:val="18"/>
+                      <w:lang w:val="en-US" w:eastAsia="en-US"/>
+                    </w:rPr>
+                    <w:t>{hotel_address</w:t>
+                  </w:r>
+                  <w:r>
+                    <w:rPr>
+                      <w:rFonts w:ascii="Verdana" w:hAnsi="Verdana"/>
+                      <w:bCs/>
+                      <w:noProof/>
+                      <w:color w:val="000000"/>
+                      <w:sz w:val="18"/>
+                      <w:szCs w:val="18"/>
+                      <w:lang w:val="en-US" w:eastAsia="en-US"/>
+                    </w:rPr>
+                    <w:t>}</w:t>
+                  </w:r>
+                </w:p>
+              </w:tc>
+              <w:tc>
+                <w:tcPr>
+                  <w:tcW w:w="3150" w:type="dxa"/>
+                </w:tcPr>
+                <w:p>
+                  <w:pPr>
+                    <w:rPr>
+                      <w:rFonts w:ascii="Verdana" w:hAnsi="Verdana"/>
+                      <w:bCs/>
+                      <w:noProof/>
+                      <w:color w:val="000000"/>
+                      <w:sz w:val="18"/>
+                      <w:szCs w:val="18"/>
+                      <w:lang w:val="en-US" w:eastAsia="en-US"/>
+                    </w:rPr>
+                  </w:pPr>
+                  <w:r>
+                    <w:rPr>
+                      <w:rFonts w:ascii="Verdana" w:hAnsi="Verdana"/>
+                      <w:bCs/>
+                      <w:noProof/>
+                      <w:color w:val="000000"/>
+                      <w:sz w:val="18"/>
+                      <w:szCs w:val="18"/>
+                      <w:lang w:val="en-US" w:eastAsia="en-US"/>
+                    </w:rPr>
+                    <w:t>{client_phone_number}</w:t>
+                  </w:r>
+                </w:p>
+              </w:tc>
+              <w:tc>
+                <w:tcPr>
+                  <w:tcW w:w="2430" w:type="dxa"/>
+                </w:tcPr>
+                <w:p>
+                  <w:pPr>
+                    <w:rPr>
+                      <w:rFonts w:ascii="Verdana" w:hAnsi="Verdana"/>
+                      <w:bCs/>
+                      <w:noProof/>
+                      <w:color w:val="000000"/>
+                      <w:sz w:val="18"/>
+                      <w:szCs w:val="18"/>
+                      <w:lang w:val="en-US" w:eastAsia="en-US"/>
+                    </w:rPr>
+                  </w:pPr>
+                  <w:r>
+                    <w:rPr>
+                      <w:rFonts w:ascii="Verdana" w:hAnsi="Verdana"/>
+                      <w:bCs/>
+                      <w:noProof/>
+                      <w:color w:val="000000"/>
+                      <w:sz w:val="18"/>
+                      <w:szCs w:val="18"/>
+                      <w:lang w:val="en-US" w:eastAsia="en-US"/>
+                    </w:rPr>
+                    <w:t>{client_email}</w:t>
+                  </w:r>
+                </w:p>
+              </w:tc>
+            </w:tr>
+          </w:tbl>
           <w:p>
             <w:pPr>
               <w:tabs>
@@ -8620,99 +8748,8 @@
                 <w:szCs w:val="18"/>
                 <w:lang w:val="en-US" w:eastAsia="en-US"/>
               </w:rPr>
-              <w:t>{hotel_address}</w:t>
-            </w:r>
-            <w:r>
-              <w:rPr>
-                <w:rFonts w:ascii="Verdana" w:hAnsi="Verdana"/>
-                <w:bCs/>
-                <w:noProof/>
-                <w:color w:val="000000"/>
-                <w:sz w:val="18"/>
-                <w:szCs w:val="18"/>
-                <w:lang w:val="en-US" w:eastAsia="en-US"/>
-              </w:rPr>
               <w:tab/>
             </w:r>
-            <w:r>
-              <w:rPr>
-                <w:rFonts w:ascii="Verdana" w:hAnsi="Verdana"/>
-                <w:bCs/>
-                <w:noProof/>
-                <w:color w:val="000000"/>
-                <w:sz w:val="18"/>
-                <w:szCs w:val="18"/>
-                <w:lang w:val="en-US" w:eastAsia="en-US"/>
-              </w:rPr>
-              <w:tab/>
-            </w:r>
-          </w:p>
-          <w:p>
-            <w:pPr>
-              <w:rPr>
-                <w:rFonts w:ascii="Verdana" w:hAnsi="Verdana"/>
-                <w:bCs/>
-                <w:noProof/>
-                <w:color w:val="000000"/>
-                <w:sz w:val="18"/>
-                <w:szCs w:val="18"/>
-                <w:lang w:val="en-US" w:eastAsia="en-US"/>
-              </w:rPr>
-            </w:pPr>
-            <w:r>
-              <w:rPr>
-                <w:rFonts w:ascii="Verdana" w:hAnsi="Verdana"/>
-                <w:bCs/>
-                <w:noProof/>
-                <w:color w:val="000000"/>
-                <w:sz w:val="18"/>
-                <w:szCs w:val="18"/>
-                <w:lang w:val="en-US" w:eastAsia="en-US"/>
-              </w:rPr>
-              <w:t>{client_phone_number}</w:t>
-            </w:r>
-          </w:p>
-          <w:p>
-            <w:pPr>
-              <w:tabs>
-                <w:tab w:val="left" w:pos="2752"/>
-                <w:tab w:val="left" w:pos="5860"/>
-              </w:tabs>
-              <w:rPr>
-                <w:rFonts w:ascii="Verdana" w:hAnsi="Verdana"/>
-                <w:bCs/>
-                <w:noProof/>
-                <w:color w:val="000000"/>
-                <w:sz w:val="18"/>
-                <w:szCs w:val="18"/>
-                <w:lang w:val="en-US" w:eastAsia="en-US"/>
-              </w:rPr>
-            </w:pPr>
-            <w:r>
-              <w:rPr>
-                <w:rFonts w:ascii="Verdana" w:hAnsi="Verdana"/>
-                <w:bCs/>
-                <w:noProof/>
-                <w:color w:val="000000"/>
-                <w:sz w:val="18"/>
-                <w:szCs w:val="18"/>
-                <w:lang w:val="en-US" w:eastAsia="en-US"/>
-              </w:rPr>
-              <w:t>{client_email}</w:t>
-            </w:r>
-          </w:p>
-          <w:p>
-            <w:pPr>
-              <w:rPr>
-                <w:rFonts w:ascii="Verdana" w:hAnsi="Verdana"/>
-                <w:bCs/>
-                <w:noProof/>
-                <w:color w:val="000000"/>
-                <w:sz w:val="18"/>
-                <w:szCs w:val="18"/>
-                <w:lang w:val="en-US" w:eastAsia="en-US"/>
-              </w:rPr>
-            </w:pPr>
           </w:p>
         </w:tc>
         <w:tc>
@@ -10246,6 +10283,7 @@
                 <w:szCs w:val="18"/>
                 <w:lang w:val="fr-FR" w:eastAsia="en-US"/>
               </w:rPr>
+              <w:lastRenderedPageBreak/>
               <w:t>{date}</w:t>
             </w:r>
           </w:p>
@@ -10961,7 +10999,7 @@
   <w:style w:type="paragraph" w:default="1" w:styleId="Normal">
     <w:name w:val="Normal"/>
     <w:qFormat/>
-    <w:rsid w:val="00A908E2"/>
+    <w:rsid w:val="003767FD"/>
     <w:rPr>
       <w:sz w:val="24"/>
       <w:szCs w:val="24"/>
@@ -11120,6 +11158,21 @@
     <w:name w:val="page number"/>
     <w:basedOn w:val="DefaultParagraphFont"/>
     <w:rsid w:val="00CF1988"/>
+  </w:style>
+  <w:style w:type="table" w:styleId="TableGrid">
+    <w:name w:val="Table Grid"/>
+    <w:basedOn w:val="TableNormal"/>
+    <w:rsid w:val="003767FD"/>
+    <w:tblPr>
+      <w:tblBorders>
+        <w:top w:val="single" w:sz="4" w:space="0" w:color="auto"/>
+        <w:left w:val="single" w:sz="4" w:space="0" w:color="auto"/>
+        <w:bottom w:val="single" w:sz="4" w:space="0" w:color="auto"/>
+        <w:right w:val="single" w:sz="4" w:space="0" w:color="auto"/>
+        <w:insideH w:val="single" w:sz="4" w:space="0" w:color="auto"/>
+        <w:insideV w:val="single" w:sz="4" w:space="0" w:color="auto"/>
+      </w:tblBorders>
+    </w:tblPr>
   </w:style>
 </w:styles>
 </file>

--- a/turkey schengen visa application rpa/visaform.docx
+++ b/turkey schengen visa application rpa/visaform.docx
@@ -1206,15 +1206,15 @@
             </w:pPr>
             <w:r>
               <w:rPr>
-                <w:b/>
-                <w:bCs/>
-                <w:noProof/>
-                <w:color w:val="000000"/>
-                <w:sz w:val="20"/>
-                <w:szCs w:val="20"/>
-                <w:lang w:val="fr-FR" w:eastAsia="en-US"/>
-              </w:rPr>
-              <w:sym w:font="Webdings" w:char="F063"/>
+                <w:rFonts w:ascii="Verdana" w:hAnsi="Verdana"/>
+                <w:bCs/>
+                <w:noProof/>
+                <w:color w:val="000000"/>
+                <w:sz w:val="18"/>
+                <w:szCs w:val="18"/>
+                <w:lang w:val="fr-FR" w:eastAsia="en-US"/>
+              </w:rPr>
+              <w:t>{cbe}</w:t>
             </w:r>
             <w:r>
               <w:rPr>
@@ -1244,15 +1244,15 @@
             </w:pPr>
             <w:r>
               <w:rPr>
-                <w:b/>
-                <w:bCs/>
-                <w:noProof/>
-                <w:color w:val="000000"/>
-                <w:sz w:val="20"/>
-                <w:szCs w:val="20"/>
-                <w:lang w:val="fr-FR" w:eastAsia="en-US"/>
-              </w:rPr>
-              <w:sym w:font="Webdings" w:char="F063"/>
+                <w:rFonts w:ascii="Verdana" w:hAnsi="Verdana"/>
+                <w:bCs/>
+                <w:noProof/>
+                <w:color w:val="000000"/>
+                <w:sz w:val="18"/>
+                <w:szCs w:val="18"/>
+                <w:lang w:val="fr-FR" w:eastAsia="en-US"/>
+              </w:rPr>
+              <w:t>{cbe}</w:t>
             </w:r>
             <w:r>
               <w:rPr>
@@ -1546,15 +1546,15 @@
             </w:pPr>
             <w:r>
               <w:rPr>
-                <w:b/>
-                <w:bCs/>
-                <w:noProof/>
-                <w:color w:val="000000"/>
-                <w:sz w:val="20"/>
-                <w:szCs w:val="20"/>
-                <w:lang w:val="fr-FR" w:eastAsia="en-US"/>
-              </w:rPr>
-              <w:sym w:font="Webdings" w:char="F063"/>
+                <w:rFonts w:ascii="Verdana" w:hAnsi="Verdana"/>
+                <w:bCs/>
+                <w:noProof/>
+                <w:color w:val="000000"/>
+                <w:sz w:val="18"/>
+                <w:szCs w:val="18"/>
+                <w:lang w:val="fr-FR" w:eastAsia="en-US"/>
+              </w:rPr>
+              <w:t>{cbe}</w:t>
             </w:r>
             <w:r>
               <w:rPr>
@@ -1584,15 +1584,15 @@
             </w:pPr>
             <w:r>
               <w:rPr>
-                <w:b/>
-                <w:bCs/>
-                <w:noProof/>
-                <w:color w:val="000000"/>
-                <w:sz w:val="20"/>
-                <w:szCs w:val="20"/>
-                <w:lang w:val="fr-FR" w:eastAsia="en-US"/>
-              </w:rPr>
-              <w:sym w:font="Webdings" w:char="F063"/>
+                <w:rFonts w:ascii="Verdana" w:hAnsi="Verdana"/>
+                <w:bCs/>
+                <w:noProof/>
+                <w:color w:val="000000"/>
+                <w:sz w:val="18"/>
+                <w:szCs w:val="18"/>
+                <w:lang w:val="fr-FR" w:eastAsia="en-US"/>
+              </w:rPr>
+              <w:t>{cbe}</w:t>
             </w:r>
             <w:r>
               <w:rPr>
@@ -1636,15 +1636,15 @@
             </w:pPr>
             <w:r>
               <w:rPr>
-                <w:b/>
-                <w:bCs/>
-                <w:noProof/>
-                <w:color w:val="000000"/>
-                <w:sz w:val="20"/>
-                <w:szCs w:val="20"/>
-                <w:lang w:val="fr-FR" w:eastAsia="en-US"/>
-              </w:rPr>
-              <w:sym w:font="Webdings" w:char="F063"/>
+                <w:rFonts w:ascii="Verdana" w:hAnsi="Verdana"/>
+                <w:bCs/>
+                <w:noProof/>
+                <w:color w:val="000000"/>
+                <w:sz w:val="18"/>
+                <w:szCs w:val="18"/>
+                <w:lang w:val="fr-FR" w:eastAsia="en-US"/>
+              </w:rPr>
+              <w:t>{cbe}</w:t>
             </w:r>
             <w:r>
               <w:rPr>
@@ -1674,15 +1674,15 @@
             </w:pPr>
             <w:r>
               <w:rPr>
-                <w:b/>
-                <w:bCs/>
-                <w:noProof/>
-                <w:color w:val="000000"/>
-                <w:sz w:val="20"/>
-                <w:szCs w:val="20"/>
-                <w:lang w:val="fr-FR" w:eastAsia="en-US"/>
-              </w:rPr>
-              <w:sym w:font="Webdings" w:char="F063"/>
+                <w:rFonts w:ascii="Verdana" w:hAnsi="Verdana"/>
+                <w:bCs/>
+                <w:noProof/>
+                <w:color w:val="000000"/>
+                <w:sz w:val="18"/>
+                <w:szCs w:val="18"/>
+                <w:lang w:val="fr-FR" w:eastAsia="en-US"/>
+              </w:rPr>
+              <w:t>{cbe}</w:t>
             </w:r>
             <w:r>
               <w:rPr>
@@ -1726,15 +1726,15 @@
             </w:pPr>
             <w:r>
               <w:rPr>
-                <w:b/>
-                <w:bCs/>
-                <w:noProof/>
-                <w:color w:val="000000"/>
-                <w:sz w:val="20"/>
-                <w:szCs w:val="20"/>
-                <w:lang w:val="fr-FR" w:eastAsia="en-US"/>
-              </w:rPr>
-              <w:sym w:font="Webdings" w:char="F063"/>
+                <w:rFonts w:ascii="Verdana" w:hAnsi="Verdana"/>
+                <w:bCs/>
+                <w:noProof/>
+                <w:color w:val="000000"/>
+                <w:sz w:val="18"/>
+                <w:szCs w:val="18"/>
+                <w:lang w:val="fr-FR" w:eastAsia="en-US"/>
+              </w:rPr>
+              <w:t>{cbe}</w:t>
             </w:r>
             <w:r>
               <w:rPr>
@@ -1764,15 +1764,15 @@
             </w:pPr>
             <w:r>
               <w:rPr>
-                <w:b/>
-                <w:bCs/>
-                <w:noProof/>
-                <w:color w:val="000000"/>
-                <w:sz w:val="20"/>
-                <w:szCs w:val="20"/>
-                <w:lang w:val="fr-FR" w:eastAsia="en-US"/>
-              </w:rPr>
-              <w:sym w:font="Webdings" w:char="F063"/>
+                <w:rFonts w:ascii="Verdana" w:hAnsi="Verdana"/>
+                <w:bCs/>
+                <w:noProof/>
+                <w:color w:val="000000"/>
+                <w:sz w:val="18"/>
+                <w:szCs w:val="18"/>
+                <w:lang w:val="fr-FR" w:eastAsia="en-US"/>
+              </w:rPr>
+              <w:t>{cbe}</w:t>
             </w:r>
             <w:r>
               <w:rPr>
@@ -1816,15 +1816,15 @@
             </w:pPr>
             <w:r>
               <w:rPr>
-                <w:b/>
-                <w:bCs/>
-                <w:noProof/>
-                <w:color w:val="000000"/>
-                <w:sz w:val="20"/>
-                <w:szCs w:val="20"/>
-                <w:lang w:val="fr-FR" w:eastAsia="en-US"/>
-              </w:rPr>
-              <w:sym w:font="Webdings" w:char="F063"/>
+                <w:rFonts w:ascii="Verdana" w:hAnsi="Verdana"/>
+                <w:bCs/>
+                <w:noProof/>
+                <w:color w:val="000000"/>
+                <w:sz w:val="18"/>
+                <w:szCs w:val="18"/>
+                <w:lang w:val="fr-FR" w:eastAsia="en-US"/>
+              </w:rPr>
+              <w:t>{cbe}</w:t>
             </w:r>
             <w:r>
               <w:rPr>
@@ -1854,15 +1854,15 @@
             </w:pPr>
             <w:r>
               <w:rPr>
-                <w:b/>
-                <w:bCs/>
-                <w:noProof/>
-                <w:color w:val="000000"/>
-                <w:sz w:val="20"/>
-                <w:szCs w:val="20"/>
-                <w:lang w:val="fr-FR" w:eastAsia="en-US"/>
-              </w:rPr>
-              <w:sym w:font="Webdings" w:char="F063"/>
+                <w:rFonts w:ascii="Verdana" w:hAnsi="Verdana"/>
+                <w:bCs/>
+                <w:noProof/>
+                <w:color w:val="000000"/>
+                <w:sz w:val="18"/>
+                <w:szCs w:val="18"/>
+                <w:lang w:val="fr-FR" w:eastAsia="en-US"/>
+              </w:rPr>
+              <w:t>{cbe}</w:t>
             </w:r>
             <w:r>
               <w:rPr>
@@ -1892,15 +1892,15 @@
             </w:pPr>
             <w:r>
               <w:rPr>
-                <w:b/>
-                <w:bCs/>
-                <w:noProof/>
-                <w:color w:val="000000"/>
-                <w:sz w:val="20"/>
-                <w:szCs w:val="20"/>
-                <w:lang w:val="fr-FR" w:eastAsia="en-US"/>
-              </w:rPr>
-              <w:sym w:font="Webdings" w:char="F063"/>
+                <w:rFonts w:ascii="Verdana" w:hAnsi="Verdana"/>
+                <w:bCs/>
+                <w:noProof/>
+                <w:color w:val="000000"/>
+                <w:sz w:val="18"/>
+                <w:szCs w:val="18"/>
+                <w:lang w:val="fr-FR" w:eastAsia="en-US"/>
+              </w:rPr>
+              <w:t>{cbe}</w:t>
             </w:r>
             <w:r>
               <w:rPr>
@@ -2972,18 +2972,6 @@
                 <w:szCs w:val="18"/>
                 <w:lang w:val="fr-FR" w:eastAsia="en-US"/>
               </w:rPr>
-              <w:sym w:font="Webdings" w:char="F063"/>
-            </w:r>
-            <w:r>
-              <w:rPr>
-                <w:rFonts w:ascii="Verdana" w:hAnsi="Verdana"/>
-                <w:bCs/>
-                <w:noProof/>
-                <w:color w:val="000000"/>
-                <w:sz w:val="18"/>
-                <w:szCs w:val="18"/>
-                <w:lang w:val="fr-FR" w:eastAsia="en-US"/>
-              </w:rPr>
               <w:t xml:space="preserve"> </w:t>
             </w:r>
             <w:r>
@@ -3033,18 +3021,6 @@
                 <w:lang w:val="fr-FR" w:eastAsia="en-US"/>
               </w:rPr>
               <w:t xml:space="preserve"> </w:t>
-            </w:r>
-            <w:r>
-              <w:rPr>
-                <w:rFonts w:ascii="Verdana" w:hAnsi="Verdana"/>
-                <w:bCs/>
-                <w:noProof/>
-                <w:color w:val="000000"/>
-                <w:sz w:val="18"/>
-                <w:szCs w:val="18"/>
-                <w:lang w:val="fr-FR" w:eastAsia="en-US"/>
-              </w:rPr>
-              <w:sym w:font="Webdings" w:char="F063"/>
             </w:r>
             <w:r>
               <w:rPr>
@@ -3422,18 +3398,6 @@
                 <w:szCs w:val="18"/>
                 <w:lang w:val="fr-FR" w:eastAsia="en-US"/>
               </w:rPr>
-              <w:sym w:font="Webdings" w:char="F063"/>
-            </w:r>
-            <w:r>
-              <w:rPr>
-                <w:rFonts w:ascii="Verdana" w:hAnsi="Verdana"/>
-                <w:bCs/>
-                <w:noProof/>
-                <w:color w:val="000000"/>
-                <w:sz w:val="18"/>
-                <w:szCs w:val="18"/>
-                <w:lang w:val="fr-FR" w:eastAsia="en-US"/>
-              </w:rPr>
               <w:t xml:space="preserve"> {8s}</w:t>
             </w:r>
             <w:r>
@@ -3494,7 +3458,7 @@
                 <w:szCs w:val="18"/>
                 <w:lang w:val="fr-FR" w:eastAsia="en-US"/>
               </w:rPr>
-              <w:sym w:font="Webdings" w:char="F063"/>
+              <w:t xml:space="preserve">       </w:t>
             </w:r>
             <w:r>
               <w:rPr>
@@ -3543,7 +3507,7 @@
                 <w:szCs w:val="18"/>
                 <w:lang w:val="fr-FR" w:eastAsia="en-US"/>
               </w:rPr>
-              <w:sym w:font="Webdings" w:char="F063"/>
+              <w:t>{cbe}</w:t>
             </w:r>
             <w:r>
               <w:rPr>
@@ -3579,7 +3543,7 @@
                 <w:szCs w:val="18"/>
                 <w:lang w:val="fr-FR" w:eastAsia="en-US"/>
               </w:rPr>
-              <w:sym w:font="Webdings" w:char="F063"/>
+              <w:t>{cbe}</w:t>
             </w:r>
             <w:r>
               <w:rPr>
@@ -3628,7 +3592,7 @@
                 <w:szCs w:val="18"/>
                 <w:lang w:val="fr-FR" w:eastAsia="en-US"/>
               </w:rPr>
-              <w:sym w:font="Webdings" w:char="F063"/>
+              <w:t>{cbe}</w:t>
             </w:r>
             <w:r>
               <w:rPr>
@@ -3676,7 +3640,7 @@
                 <w:szCs w:val="18"/>
                 <w:lang w:val="fr-FR" w:eastAsia="en-US"/>
               </w:rPr>
-              <w:sym w:font="Webdings" w:char="F063"/>
+              <w:t>{cbe}</w:t>
             </w:r>
             <w:r>
               <w:rPr>
@@ -4322,7 +4286,7 @@
                 <w:szCs w:val="18"/>
                 <w:lang w:val="fr-FR" w:eastAsia="en-US"/>
               </w:rPr>
-              <w:sym w:font="Webdings" w:char="F072"/>
+              <w:t>{cbc}</w:t>
             </w:r>
             <w:r>
               <w:rPr>
@@ -4371,7 +4335,7 @@
                 <w:szCs w:val="18"/>
                 <w:lang w:val="fr-FR" w:eastAsia="en-US"/>
               </w:rPr>
-              <w:sym w:font="Webdings" w:char="F063"/>
+              <w:t>{cbe}</w:t>
             </w:r>
             <w:r>
               <w:rPr>
@@ -4420,19 +4384,31 @@
                 <w:szCs w:val="18"/>
                 <w:lang w:val="fr-FR" w:eastAsia="en-US"/>
               </w:rPr>
-              <w:sym w:font="Webdings" w:char="F063"/>
-            </w:r>
-            <w:r>
-              <w:rPr>
-                <w:rFonts w:ascii="Verdana" w:hAnsi="Verdana"/>
-                <w:bCs/>
-                <w:noProof/>
-                <w:color w:val="000000"/>
-                <w:sz w:val="18"/>
-                <w:szCs w:val="18"/>
-                <w:lang w:val="fr-FR" w:eastAsia="en-US"/>
-              </w:rPr>
-              <w:t xml:space="preserve"> Service Passport </w:t>
+              <w:t>{cbe}</w:t>
+            </w:r>
+            <w:r>
+              <w:rPr>
+                <w:rFonts w:ascii="Verdana" w:hAnsi="Verdana"/>
+                <w:bCs/>
+                <w:noProof/>
+                <w:color w:val="000000"/>
+                <w:sz w:val="18"/>
+                <w:szCs w:val="18"/>
+                <w:lang w:val="fr-FR" w:eastAsia="en-US"/>
+              </w:rPr>
+              <w:t xml:space="preserve"> </w:t>
+            </w:r>
+            <w:r>
+              <w:rPr>
+                <w:rFonts w:ascii="Verdana" w:hAnsi="Verdana"/>
+                <w:bCs/>
+                <w:noProof/>
+                <w:color w:val="000000"/>
+                <w:sz w:val="18"/>
+                <w:szCs w:val="18"/>
+                <w:lang w:val="fr-FR" w:eastAsia="en-US"/>
+              </w:rPr>
+              <w:t xml:space="preserve">Service Passport </w:t>
             </w:r>
             <w:r>
               <w:rPr>
@@ -4493,19 +4469,7 @@
                 <w:szCs w:val="18"/>
                 <w:lang w:val="fr-FR" w:eastAsia="en-US"/>
               </w:rPr>
-              <w:sym w:font="Webdings" w:char="F063"/>
-            </w:r>
-            <w:r>
-              <w:rPr>
-                <w:rFonts w:ascii="Verdana" w:hAnsi="Verdana"/>
-                <w:bCs/>
-                <w:noProof/>
-                <w:color w:val="000000"/>
-                <w:sz w:val="18"/>
-                <w:szCs w:val="18"/>
-                <w:lang w:val="fr-FR" w:eastAsia="en-US"/>
-              </w:rPr>
-              <w:t xml:space="preserve"> Travel Document (1951</w:t>
+              <w:t>{cbe}</w:t>
             </w:r>
             <w:r>
               <w:rPr>
@@ -4529,6 +4493,30 @@
                 <w:szCs w:val="18"/>
                 <w:lang w:val="fr-FR" w:eastAsia="en-US"/>
               </w:rPr>
+              <w:t>Travel Document (1951</w:t>
+            </w:r>
+            <w:r>
+              <w:rPr>
+                <w:rFonts w:ascii="Verdana" w:hAnsi="Verdana"/>
+                <w:bCs/>
+                <w:noProof/>
+                <w:color w:val="000000"/>
+                <w:sz w:val="18"/>
+                <w:szCs w:val="18"/>
+                <w:lang w:val="fr-FR" w:eastAsia="en-US"/>
+              </w:rPr>
+              <w:t xml:space="preserve"> </w:t>
+            </w:r>
+            <w:r>
+              <w:rPr>
+                <w:rFonts w:ascii="Verdana" w:hAnsi="Verdana"/>
+                <w:bCs/>
+                <w:noProof/>
+                <w:color w:val="000000"/>
+                <w:sz w:val="18"/>
+                <w:szCs w:val="18"/>
+                <w:lang w:val="fr-FR" w:eastAsia="en-US"/>
+              </w:rPr>
               <w:t>Convention)</w:t>
             </w:r>
           </w:p>
@@ -4554,56 +4542,80 @@
                 <w:szCs w:val="18"/>
                 <w:lang w:val="fr-FR" w:eastAsia="en-US"/>
               </w:rPr>
-              <w:sym w:font="Webdings" w:char="F063"/>
-            </w:r>
-            <w:r>
-              <w:rPr>
-                <w:rFonts w:ascii="Verdana" w:hAnsi="Verdana"/>
-                <w:bCs/>
-                <w:noProof/>
-                <w:color w:val="000000"/>
-                <w:sz w:val="18"/>
-                <w:szCs w:val="18"/>
-                <w:lang w:val="fr-FR" w:eastAsia="en-US"/>
-              </w:rPr>
-              <w:t xml:space="preserve"> Alien’s passport</w:t>
-            </w:r>
-          </w:p>
-          <w:p>
-            <w:pPr>
-              <w:rPr>
-                <w:rFonts w:ascii="Verdana" w:hAnsi="Verdana"/>
-                <w:bCs/>
-                <w:noProof/>
-                <w:color w:val="000000"/>
-                <w:sz w:val="18"/>
-                <w:szCs w:val="18"/>
-                <w:lang w:val="fr-FR" w:eastAsia="en-US"/>
-              </w:rPr>
-            </w:pPr>
-            <w:r>
-              <w:rPr>
-                <w:rFonts w:ascii="Verdana" w:hAnsi="Verdana"/>
-                <w:bCs/>
-                <w:noProof/>
-                <w:color w:val="000000"/>
-                <w:sz w:val="18"/>
-                <w:szCs w:val="18"/>
-                <w:lang w:val="fr-FR" w:eastAsia="en-US"/>
-              </w:rPr>
-              <w:sym w:font="Webdings" w:char="F063"/>
-            </w:r>
-            <w:r>
-              <w:rPr>
-                <w:rFonts w:ascii="Verdana" w:hAnsi="Verdana"/>
-                <w:bCs/>
-                <w:noProof/>
-                <w:color w:val="000000"/>
-                <w:sz w:val="18"/>
-                <w:szCs w:val="18"/>
-                <w:lang w:val="fr-FR" w:eastAsia="en-US"/>
-              </w:rPr>
-              <w:t xml:space="preserve"> Seaman’s Passport</w:t>
+              <w:t>{cbe}</w:t>
+            </w:r>
+            <w:r>
+              <w:rPr>
+                <w:rFonts w:ascii="Verdana" w:hAnsi="Verdana"/>
+                <w:bCs/>
+                <w:noProof/>
+                <w:color w:val="000000"/>
+                <w:sz w:val="18"/>
+                <w:szCs w:val="18"/>
+                <w:lang w:val="fr-FR" w:eastAsia="en-US"/>
+              </w:rPr>
+              <w:t xml:space="preserve"> </w:t>
+            </w:r>
+            <w:r>
+              <w:rPr>
+                <w:rFonts w:ascii="Verdana" w:hAnsi="Verdana"/>
+                <w:bCs/>
+                <w:noProof/>
+                <w:color w:val="000000"/>
+                <w:sz w:val="18"/>
+                <w:szCs w:val="18"/>
+                <w:lang w:val="fr-FR" w:eastAsia="en-US"/>
+              </w:rPr>
+              <w:t>Alien’s passport</w:t>
+            </w:r>
+          </w:p>
+          <w:p>
+            <w:pPr>
+              <w:rPr>
+                <w:rFonts w:ascii="Verdana" w:hAnsi="Verdana"/>
+                <w:bCs/>
+                <w:noProof/>
+                <w:color w:val="000000"/>
+                <w:sz w:val="18"/>
+                <w:szCs w:val="18"/>
+                <w:lang w:val="fr-FR" w:eastAsia="en-US"/>
+              </w:rPr>
+            </w:pPr>
+            <w:r>
+              <w:rPr>
+                <w:rFonts w:ascii="Verdana" w:hAnsi="Verdana"/>
+                <w:bCs/>
+                <w:noProof/>
+                <w:color w:val="000000"/>
+                <w:sz w:val="18"/>
+                <w:szCs w:val="18"/>
+                <w:lang w:val="fr-FR" w:eastAsia="en-US"/>
+              </w:rPr>
+              <w:t>{cbe}</w:t>
+            </w:r>
+            <w:r>
+              <w:rPr>
+                <w:rFonts w:ascii="Verdana" w:hAnsi="Verdana"/>
+                <w:bCs/>
+                <w:noProof/>
+                <w:color w:val="000000"/>
+                <w:sz w:val="18"/>
+                <w:szCs w:val="18"/>
+                <w:lang w:val="fr-FR" w:eastAsia="en-US"/>
+              </w:rPr>
+              <w:t xml:space="preserve"> </w:t>
+            </w:r>
+            <w:r>
+              <w:rPr>
+                <w:rFonts w:ascii="Verdana" w:hAnsi="Verdana"/>
+                <w:bCs/>
+                <w:noProof/>
+                <w:color w:val="000000"/>
+                <w:sz w:val="18"/>
+                <w:szCs w:val="18"/>
+                <w:lang w:val="fr-FR" w:eastAsia="en-US"/>
+              </w:rPr>
+              <w:t>Seaman’s Passport</w:t>
             </w:r>
             <w:r>
               <w:rPr>
@@ -4640,19 +4652,31 @@
                 <w:szCs w:val="18"/>
                 <w:lang w:val="fr-FR" w:eastAsia="en-US"/>
               </w:rPr>
-              <w:sym w:font="Webdings" w:char="F063"/>
-            </w:r>
-            <w:r>
-              <w:rPr>
-                <w:rFonts w:ascii="Verdana" w:hAnsi="Verdana"/>
-                <w:bCs/>
-                <w:noProof/>
-                <w:color w:val="000000"/>
-                <w:sz w:val="18"/>
-                <w:szCs w:val="18"/>
-                <w:lang w:val="fr-FR" w:eastAsia="en-US"/>
-              </w:rPr>
-              <w:t xml:space="preserve"> Other (please specify)</w:t>
+              <w:t>{cbe}</w:t>
+            </w:r>
+            <w:r>
+              <w:rPr>
+                <w:rFonts w:ascii="Verdana" w:hAnsi="Verdana"/>
+                <w:bCs/>
+                <w:noProof/>
+                <w:color w:val="000000"/>
+                <w:sz w:val="18"/>
+                <w:szCs w:val="18"/>
+                <w:lang w:val="fr-FR" w:eastAsia="en-US"/>
+              </w:rPr>
+              <w:t xml:space="preserve"> </w:t>
+            </w:r>
+            <w:r>
+              <w:rPr>
+                <w:rFonts w:ascii="Verdana" w:hAnsi="Verdana"/>
+                <w:bCs/>
+                <w:noProof/>
+                <w:color w:val="000000"/>
+                <w:sz w:val="18"/>
+                <w:szCs w:val="18"/>
+                <w:lang w:val="fr-FR" w:eastAsia="en-US"/>
+              </w:rPr>
+              <w:t>Other (please specify)</w:t>
             </w:r>
             <w:r>
               <w:rPr>
@@ -4964,27 +4988,7 @@
                 <w:szCs w:val="18"/>
                 <w:lang w:val="fr-FR" w:eastAsia="en-US"/>
               </w:rPr>
-              <w:t>{</w:t>
-            </w:r>
-            <w:proofErr w:type="spellStart"/>
-            <w:r>
-              <w:rPr>
-                <w:rFonts w:ascii="Verdana" w:hAnsi="Verdana"/>
-                <w:sz w:val="18"/>
-                <w:szCs w:val="18"/>
-                <w:lang w:val="fr-FR" w:eastAsia="en-US"/>
-              </w:rPr>
-              <w:t>passport_issuing_country</w:t>
-            </w:r>
-            <w:proofErr w:type="spellEnd"/>
-            <w:r>
-              <w:rPr>
-                <w:rFonts w:ascii="Verdana" w:hAnsi="Verdana"/>
-                <w:sz w:val="18"/>
-                <w:szCs w:val="18"/>
-                <w:lang w:val="fr-FR" w:eastAsia="en-US"/>
-              </w:rPr>
-              <w:t>}</w:t>
+              <w:t>{passport_issuing_country}</w:t>
             </w:r>
           </w:p>
         </w:tc>
@@ -5084,19 +5088,19 @@
                 <w:szCs w:val="18"/>
                 <w:lang w:val="fr-FR" w:eastAsia="en-US"/>
               </w:rPr>
-              <w:sym w:font="Webdings" w:char="F063"/>
-            </w:r>
-            <w:r>
-              <w:rPr>
-                <w:rFonts w:ascii="Verdana" w:hAnsi="Verdana"/>
-                <w:bCs/>
-                <w:noProof/>
-                <w:color w:val="000000"/>
-                <w:sz w:val="18"/>
-                <w:szCs w:val="18"/>
-                <w:lang w:val="en-US" w:eastAsia="en-US"/>
-              </w:rPr>
-              <w:t xml:space="preserve"> No </w:t>
+              <w:t>{cbe}</w:t>
+            </w:r>
+            <w:r>
+              <w:rPr>
+                <w:rFonts w:ascii="Verdana" w:hAnsi="Verdana"/>
+                <w:bCs/>
+                <w:noProof/>
+                <w:color w:val="000000"/>
+                <w:sz w:val="18"/>
+                <w:szCs w:val="18"/>
+                <w:lang w:val="en-US" w:eastAsia="en-US"/>
+              </w:rPr>
+              <w:t xml:space="preserve">No </w:t>
             </w:r>
             <w:r>
               <w:rPr>
@@ -5120,7 +5124,31 @@
                 <w:szCs w:val="18"/>
                 <w:lang w:val="fr-FR" w:eastAsia="en-US"/>
               </w:rPr>
-              <w:sym w:font="Webdings" w:char="F072"/>
+              <w:t>{</w:t>
+            </w:r>
+            <w:r>
+              <w:rPr>
+                <w:rFonts w:ascii="Verdana" w:hAnsi="Verdana"/>
+                <w:bCs/>
+                <w:noProof/>
+                <w:color w:val="000000"/>
+                <w:sz w:val="18"/>
+                <w:szCs w:val="18"/>
+                <w:lang w:val="fr-FR" w:eastAsia="en-US"/>
+              </w:rPr>
+              <w:t>cbc</w:t>
+            </w:r>
+            <w:r>
+              <w:rPr>
+                <w:rFonts w:ascii="Verdana" w:hAnsi="Verdana"/>
+                <w:bCs/>
+                <w:noProof/>
+                <w:color w:val="000000"/>
+                <w:sz w:val="18"/>
+                <w:szCs w:val="18"/>
+                <w:lang w:val="fr-FR" w:eastAsia="en-US"/>
+              </w:rPr>
+              <w:t>}</w:t>
             </w:r>
             <w:r>
               <w:rPr>
@@ -6176,6 +6204,7 @@
                 <w:szCs w:val="18"/>
                 <w:lang w:val="en-US" w:eastAsia="en-US"/>
               </w:rPr>
+              <w:lastRenderedPageBreak/>
               <w:t>21.</w:t>
             </w:r>
             <w:r>
@@ -6213,7 +6242,7 @@
                 <w:szCs w:val="18"/>
                 <w:lang w:val="fr-FR" w:eastAsia="en-US"/>
               </w:rPr>
-              <w:sym w:font="Webdings" w:char="F063"/>
+              <w:t>{cbe}</w:t>
             </w:r>
             <w:r>
               <w:rPr>
@@ -6237,7 +6266,31 @@
                 <w:szCs w:val="18"/>
                 <w:lang w:val="fr-FR" w:eastAsia="en-US"/>
               </w:rPr>
-              <w:sym w:font="Webdings" w:char="F072"/>
+              <w:t>{</w:t>
+            </w:r>
+            <w:r>
+              <w:rPr>
+                <w:rFonts w:ascii="Verdana" w:hAnsi="Verdana"/>
+                <w:bCs/>
+                <w:noProof/>
+                <w:color w:val="000000"/>
+                <w:sz w:val="18"/>
+                <w:szCs w:val="18"/>
+                <w:lang w:val="fr-FR" w:eastAsia="en-US"/>
+              </w:rPr>
+              <w:t>cbc</w:t>
+            </w:r>
+            <w:r>
+              <w:rPr>
+                <w:rFonts w:ascii="Verdana" w:hAnsi="Verdana"/>
+                <w:bCs/>
+                <w:noProof/>
+                <w:color w:val="000000"/>
+                <w:sz w:val="18"/>
+                <w:szCs w:val="18"/>
+                <w:lang w:val="fr-FR" w:eastAsia="en-US"/>
+              </w:rPr>
+              <w:t>}</w:t>
             </w:r>
             <w:r>
               <w:rPr>
@@ -6261,7 +6314,7 @@
                 <w:szCs w:val="18"/>
                 <w:lang w:val="fr-FR" w:eastAsia="en-US"/>
               </w:rPr>
-              <w:sym w:font="Webdings" w:char="F063"/>
+              <w:t>{cbe}</w:t>
             </w:r>
             <w:r>
               <w:rPr>
@@ -6348,7 +6401,31 @@
                 <w:szCs w:val="18"/>
                 <w:lang w:val="fr-FR" w:eastAsia="en-US"/>
               </w:rPr>
-              <w:sym w:font="Webdings" w:char="F072"/>
+              <w:t>{</w:t>
+            </w:r>
+            <w:r>
+              <w:rPr>
+                <w:rFonts w:ascii="Verdana" w:hAnsi="Verdana"/>
+                <w:bCs/>
+                <w:noProof/>
+                <w:color w:val="000000"/>
+                <w:sz w:val="18"/>
+                <w:szCs w:val="18"/>
+                <w:lang w:val="fr-FR" w:eastAsia="en-US"/>
+              </w:rPr>
+              <w:t>cbc</w:t>
+            </w:r>
+            <w:r>
+              <w:rPr>
+                <w:rFonts w:ascii="Verdana" w:hAnsi="Verdana"/>
+                <w:bCs/>
+                <w:noProof/>
+                <w:color w:val="000000"/>
+                <w:sz w:val="18"/>
+                <w:szCs w:val="18"/>
+                <w:lang w:val="fr-FR" w:eastAsia="en-US"/>
+              </w:rPr>
+              <w:t>}</w:t>
             </w:r>
             <w:r>
               <w:rPr>
@@ -6372,7 +6449,7 @@
                 <w:szCs w:val="18"/>
                 <w:lang w:val="fr-FR" w:eastAsia="en-US"/>
               </w:rPr>
-              <w:sym w:font="Webdings" w:char="F063"/>
+              <w:t>{cbe}</w:t>
             </w:r>
             <w:r>
               <w:rPr>
@@ -6547,7 +6624,6 @@
                 <w:szCs w:val="18"/>
                 <w:lang w:val="en-US" w:eastAsia="en-US"/>
               </w:rPr>
-              <w:lastRenderedPageBreak/>
               <w:t>24.</w:t>
             </w:r>
             <w:r>
@@ -6613,30 +6689,6 @@
                 <w:szCs w:val="18"/>
                 <w:lang w:val="fr-FR" w:eastAsia="en-US"/>
               </w:rPr>
-              <w:sym w:font="Webdings" w:char="F063"/>
-            </w:r>
-            <w:r>
-              <w:rPr>
-                <w:rFonts w:ascii="Verdana" w:hAnsi="Verdana"/>
-                <w:bCs/>
-                <w:noProof/>
-                <w:color w:val="000000"/>
-                <w:sz w:val="18"/>
-                <w:szCs w:val="18"/>
-                <w:lang w:val="fr-FR" w:eastAsia="en-US"/>
-              </w:rPr>
-              <w:t xml:space="preserve"> </w:t>
-            </w:r>
-            <w:r>
-              <w:rPr>
-                <w:rFonts w:ascii="Verdana" w:hAnsi="Verdana"/>
-                <w:bCs/>
-                <w:noProof/>
-                <w:color w:val="000000"/>
-                <w:sz w:val="18"/>
-                <w:szCs w:val="18"/>
-                <w:lang w:val="fr-FR" w:eastAsia="en-US"/>
-              </w:rPr>
               <w:t>{24n}</w:t>
             </w:r>
             <w:r>
@@ -6676,30 +6728,6 @@
                 <w:lang w:val="fr-FR" w:eastAsia="en-US"/>
               </w:rPr>
             </w:pPr>
-            <w:r>
-              <w:rPr>
-                <w:rFonts w:ascii="Verdana" w:hAnsi="Verdana"/>
-                <w:bCs/>
-                <w:noProof/>
-                <w:color w:val="000000"/>
-                <w:sz w:val="18"/>
-                <w:szCs w:val="18"/>
-                <w:lang w:val="fr-FR" w:eastAsia="en-US"/>
-              </w:rPr>
-              <w:sym w:font="Webdings" w:char="F063"/>
-            </w:r>
-            <w:r>
-              <w:rPr>
-                <w:rFonts w:ascii="Verdana" w:hAnsi="Verdana"/>
-                <w:bCs/>
-                <w:noProof/>
-                <w:color w:val="000000"/>
-                <w:sz w:val="18"/>
-                <w:szCs w:val="18"/>
-                <w:lang w:val="fr-FR" w:eastAsia="en-US"/>
-              </w:rPr>
-              <w:t xml:space="preserve"> </w:t>
-            </w:r>
             <w:r>
               <w:rPr>
                 <w:rFonts w:ascii="Verdana" w:hAnsi="Verdana"/>
@@ -6934,7 +6962,31 @@
                 <w:szCs w:val="18"/>
                 <w:lang w:val="fr-FR" w:eastAsia="en-US"/>
               </w:rPr>
-              <w:sym w:font="Webdings" w:char="F063"/>
+              <w:t>{25n}</w:t>
+            </w:r>
+            <w:r>
+              <w:rPr>
+                <w:rFonts w:ascii="Verdana" w:hAnsi="Verdana"/>
+                <w:bCs/>
+                <w:noProof/>
+                <w:color w:val="000000"/>
+                <w:sz w:val="18"/>
+                <w:szCs w:val="18"/>
+                <w:lang w:val="fr-FR" w:eastAsia="en-US"/>
+              </w:rPr>
+              <w:t xml:space="preserve">No     </w:t>
+            </w:r>
+            <w:r>
+              <w:rPr>
+                <w:rFonts w:ascii="Verdana" w:hAnsi="Verdana"/>
+                <w:bCs/>
+                <w:noProof/>
+                <w:color w:val="000000"/>
+                <w:sz w:val="18"/>
+                <w:szCs w:val="18"/>
+                <w:lang w:val="fr-FR" w:eastAsia="en-US"/>
+              </w:rPr>
+              <w:t xml:space="preserve">                                         </w:t>
             </w:r>
             <w:r>
               <w:rPr>
@@ -6958,54 +7010,6 @@
                 <w:szCs w:val="18"/>
                 <w:lang w:val="fr-FR" w:eastAsia="en-US"/>
               </w:rPr>
-              <w:t>{25n}</w:t>
-            </w:r>
-            <w:r>
-              <w:rPr>
-                <w:rFonts w:ascii="Verdana" w:hAnsi="Verdana"/>
-                <w:bCs/>
-                <w:noProof/>
-                <w:color w:val="000000"/>
-                <w:sz w:val="18"/>
-                <w:szCs w:val="18"/>
-                <w:lang w:val="fr-FR" w:eastAsia="en-US"/>
-              </w:rPr>
-              <w:t xml:space="preserve">No     </w:t>
-            </w:r>
-            <w:r>
-              <w:rPr>
-                <w:rFonts w:ascii="Verdana" w:hAnsi="Verdana"/>
-                <w:bCs/>
-                <w:noProof/>
-                <w:color w:val="000000"/>
-                <w:sz w:val="18"/>
-                <w:szCs w:val="18"/>
-                <w:lang w:val="fr-FR" w:eastAsia="en-US"/>
-              </w:rPr>
-              <w:t xml:space="preserve">                                         </w:t>
-            </w:r>
-            <w:r>
-              <w:rPr>
-                <w:rFonts w:ascii="Verdana" w:hAnsi="Verdana"/>
-                <w:bCs/>
-                <w:noProof/>
-                <w:color w:val="000000"/>
-                <w:sz w:val="18"/>
-                <w:szCs w:val="18"/>
-                <w:lang w:val="fr-FR" w:eastAsia="en-US"/>
-              </w:rPr>
-              <w:t xml:space="preserve"> </w:t>
-            </w:r>
-            <w:r>
-              <w:rPr>
-                <w:rFonts w:ascii="Verdana" w:hAnsi="Verdana"/>
-                <w:bCs/>
-                <w:noProof/>
-                <w:color w:val="000000"/>
-                <w:sz w:val="18"/>
-                <w:szCs w:val="18"/>
-                <w:lang w:val="fr-FR" w:eastAsia="en-US"/>
-              </w:rPr>
               <w:t xml:space="preserve">       </w:t>
             </w:r>
             <w:r>
@@ -7033,30 +7037,8 @@
                 <w:lang w:val="fr-FR" w:eastAsia="en-US"/>
               </w:rPr>
             </w:pPr>
-            <w:r>
-              <w:rPr>
-                <w:rFonts w:ascii="Verdana" w:hAnsi="Verdana"/>
-                <w:bCs/>
-                <w:noProof/>
-                <w:color w:val="000000"/>
-                <w:sz w:val="18"/>
-                <w:szCs w:val="18"/>
-                <w:lang w:val="fr-FR" w:eastAsia="en-US"/>
-              </w:rPr>
-              <w:sym w:font="Webdings" w:char="F063"/>
-            </w:r>
-            <w:r>
-              <w:rPr>
-                <w:rFonts w:ascii="Verdana" w:hAnsi="Verdana"/>
-                <w:bCs/>
-                <w:noProof/>
-                <w:color w:val="000000"/>
-                <w:sz w:val="18"/>
-                <w:szCs w:val="18"/>
-                <w:lang w:val="fr-FR" w:eastAsia="en-US"/>
-              </w:rPr>
-              <w:t xml:space="preserve"> </w:t>
-            </w:r>
+            <w:bookmarkStart w:id="0" w:name="_GoBack"/>
+            <w:bookmarkEnd w:id="0"/>
             <w:r>
               <w:rPr>
                 <w:rFonts w:ascii="Verdana" w:hAnsi="Verdana"/>
@@ -7264,7 +7246,7 @@
                 <w:szCs w:val="18"/>
                 <w:lang w:val="fr-FR" w:eastAsia="en-US"/>
               </w:rPr>
-              <w:sym w:font="Webdings" w:char="F063"/>
+              <w:t>{cbe}</w:t>
             </w:r>
             <w:r>
               <w:rPr>
@@ -7288,19 +7270,31 @@
                 <w:szCs w:val="18"/>
                 <w:lang w:val="fr-FR" w:eastAsia="en-US"/>
               </w:rPr>
-              <w:sym w:font="Webdings" w:char="F063"/>
-            </w:r>
-            <w:r>
-              <w:rPr>
-                <w:rFonts w:ascii="Verdana" w:hAnsi="Verdana"/>
-                <w:bCs/>
-                <w:noProof/>
-                <w:color w:val="000000"/>
-                <w:sz w:val="18"/>
-                <w:szCs w:val="18"/>
-                <w:lang w:val="en-US" w:eastAsia="en-US"/>
-              </w:rPr>
-              <w:t xml:space="preserve"> Yes, valid until: …………………………….. Issuing authority:……..................……………….            </w:t>
+              <w:t>{cbe}</w:t>
+            </w:r>
+            <w:r>
+              <w:rPr>
+                <w:rFonts w:ascii="Verdana" w:hAnsi="Verdana"/>
+                <w:bCs/>
+                <w:noProof/>
+                <w:color w:val="000000"/>
+                <w:sz w:val="18"/>
+                <w:szCs w:val="18"/>
+                <w:lang w:val="fr-FR" w:eastAsia="en-US"/>
+              </w:rPr>
+              <w:t xml:space="preserve"> </w:t>
+            </w:r>
+            <w:r>
+              <w:rPr>
+                <w:rFonts w:ascii="Verdana" w:hAnsi="Verdana"/>
+                <w:bCs/>
+                <w:noProof/>
+                <w:color w:val="000000"/>
+                <w:sz w:val="18"/>
+                <w:szCs w:val="18"/>
+                <w:lang w:val="en-US" w:eastAsia="en-US"/>
+              </w:rPr>
+              <w:t xml:space="preserve">Yes, valid until: …………………………….. Issuing authority:……..................……………….            </w:t>
             </w:r>
           </w:p>
         </w:tc>
@@ -7453,7 +7447,7 @@
                 <w:szCs w:val="18"/>
                 <w:lang w:val="fr-FR" w:eastAsia="en-US"/>
               </w:rPr>
-              <w:sym w:font="Webdings" w:char="F063"/>
+              <w:t>{cbe}</w:t>
             </w:r>
             <w:r>
               <w:rPr>
@@ -7477,7 +7471,31 @@
                 <w:szCs w:val="18"/>
                 <w:lang w:val="fr-FR" w:eastAsia="en-US"/>
               </w:rPr>
-              <w:sym w:font="Webdings" w:char="F072"/>
+              <w:t>{</w:t>
+            </w:r>
+            <w:r>
+              <w:rPr>
+                <w:rFonts w:ascii="Verdana" w:hAnsi="Verdana"/>
+                <w:bCs/>
+                <w:noProof/>
+                <w:color w:val="000000"/>
+                <w:sz w:val="18"/>
+                <w:szCs w:val="18"/>
+                <w:lang w:val="fr-FR" w:eastAsia="en-US"/>
+              </w:rPr>
+              <w:t>cbc</w:t>
+            </w:r>
+            <w:r>
+              <w:rPr>
+                <w:rFonts w:ascii="Verdana" w:hAnsi="Verdana"/>
+                <w:bCs/>
+                <w:noProof/>
+                <w:color w:val="000000"/>
+                <w:sz w:val="18"/>
+                <w:szCs w:val="18"/>
+                <w:lang w:val="fr-FR" w:eastAsia="en-US"/>
+              </w:rPr>
+              <w:t>}</w:t>
             </w:r>
             <w:r>
               <w:rPr>
@@ -7501,7 +7519,7 @@
                 <w:szCs w:val="18"/>
                 <w:lang w:val="fr-FR" w:eastAsia="en-US"/>
               </w:rPr>
-              <w:sym w:font="Webdings" w:char="F063"/>
+              <w:t>{cbe}</w:t>
             </w:r>
             <w:r>
               <w:rPr>
@@ -7525,7 +7543,7 @@
                 <w:szCs w:val="18"/>
                 <w:lang w:val="fr-FR" w:eastAsia="en-US"/>
               </w:rPr>
-              <w:sym w:font="Webdings" w:char="F063"/>
+              <w:t>{cbe}</w:t>
             </w:r>
             <w:r>
               <w:rPr>
@@ -7562,7 +7580,7 @@
                 <w:szCs w:val="18"/>
                 <w:lang w:val="fr-FR" w:eastAsia="en-US"/>
               </w:rPr>
-              <w:sym w:font="Webdings" w:char="F063"/>
+              <w:t>{cbe}</w:t>
             </w:r>
             <w:r>
               <w:rPr>
@@ -7586,7 +7604,7 @@
                 <w:szCs w:val="18"/>
                 <w:lang w:val="fr-FR" w:eastAsia="en-US"/>
               </w:rPr>
-              <w:sym w:font="Webdings" w:char="F063"/>
+              <w:t>{cbe}</w:t>
             </w:r>
             <w:r>
               <w:rPr>
@@ -7623,7 +7641,7 @@
                 <w:szCs w:val="18"/>
                 <w:lang w:val="fr-FR" w:eastAsia="en-US"/>
               </w:rPr>
-              <w:sym w:font="Webdings" w:char="F063"/>
+              <w:t>{cbe}</w:t>
             </w:r>
             <w:r>
               <w:rPr>
@@ -8209,7 +8227,7 @@
                 <w:szCs w:val="18"/>
                 <w:lang w:val="fr-FR" w:eastAsia="en-US"/>
               </w:rPr>
-              <w:sym w:font="Webdings" w:char="F063"/>
+              <w:t>{cbe}</w:t>
             </w:r>
             <w:r>
               <w:rPr>
@@ -8233,7 +8251,31 @@
                 <w:szCs w:val="18"/>
                 <w:lang w:val="fr-FR" w:eastAsia="en-US"/>
               </w:rPr>
-              <w:sym w:font="Webdings" w:char="F072"/>
+              <w:t>{</w:t>
+            </w:r>
+            <w:r>
+              <w:rPr>
+                <w:rFonts w:ascii="Verdana" w:hAnsi="Verdana"/>
+                <w:bCs/>
+                <w:noProof/>
+                <w:color w:val="000000"/>
+                <w:sz w:val="18"/>
+                <w:szCs w:val="18"/>
+                <w:lang w:val="fr-FR" w:eastAsia="en-US"/>
+              </w:rPr>
+              <w:t>cbc</w:t>
+            </w:r>
+            <w:r>
+              <w:rPr>
+                <w:rFonts w:ascii="Verdana" w:hAnsi="Verdana"/>
+                <w:bCs/>
+                <w:noProof/>
+                <w:color w:val="000000"/>
+                <w:sz w:val="18"/>
+                <w:szCs w:val="18"/>
+                <w:lang w:val="fr-FR" w:eastAsia="en-US"/>
+              </w:rPr>
+              <w:t>}</w:t>
             </w:r>
             <w:r>
               <w:rPr>
@@ -8257,19 +8299,31 @@
                 <w:szCs w:val="18"/>
                 <w:lang w:val="fr-FR" w:eastAsia="en-US"/>
               </w:rPr>
-              <w:sym w:font="Webdings" w:char="F063"/>
-            </w:r>
-            <w:r>
-              <w:rPr>
-                <w:rFonts w:ascii="Verdana" w:hAnsi="Verdana"/>
-                <w:bCs/>
-                <w:noProof/>
-                <w:color w:val="000000"/>
-                <w:sz w:val="18"/>
-                <w:szCs w:val="18"/>
-                <w:lang w:val="en-US" w:eastAsia="en-US"/>
-              </w:rPr>
-              <w:t xml:space="preserve"> Host company </w:t>
+              <w:t>{cbe}</w:t>
+            </w:r>
+            <w:r>
+              <w:rPr>
+                <w:rFonts w:ascii="Verdana" w:hAnsi="Verdana"/>
+                <w:bCs/>
+                <w:noProof/>
+                <w:color w:val="000000"/>
+                <w:sz w:val="18"/>
+                <w:szCs w:val="18"/>
+                <w:lang w:val="fr-FR" w:eastAsia="en-US"/>
+              </w:rPr>
+              <w:t xml:space="preserve"> </w:t>
+            </w:r>
+            <w:r>
+              <w:rPr>
+                <w:rFonts w:ascii="Verdana" w:hAnsi="Verdana"/>
+                <w:bCs/>
+                <w:noProof/>
+                <w:color w:val="000000"/>
+                <w:sz w:val="18"/>
+                <w:szCs w:val="18"/>
+                <w:lang w:val="en-US" w:eastAsia="en-US"/>
+              </w:rPr>
+              <w:t xml:space="preserve">Host company </w:t>
             </w:r>
           </w:p>
           <w:p>
@@ -8566,8 +8620,6 @@
                 <w:lang w:val="en-US" w:eastAsia="en-US"/>
               </w:rPr>
             </w:pPr>
-            <w:bookmarkStart w:id="0" w:name="_GoBack"/>
-            <w:bookmarkEnd w:id="0"/>
           </w:p>
           <w:p>
             <w:pPr>
@@ -8848,7 +8900,7 @@
                 <w:szCs w:val="18"/>
                 <w:lang w:val="fr-FR" w:eastAsia="en-US"/>
               </w:rPr>
-              <w:sym w:font="Webdings" w:char="F063"/>
+              <w:t>{cbe}</w:t>
             </w:r>
             <w:r>
               <w:rPr>
@@ -8872,7 +8924,7 @@
                 <w:szCs w:val="18"/>
                 <w:lang w:val="fr-FR" w:eastAsia="en-US"/>
               </w:rPr>
-              <w:sym w:font="Webdings" w:char="F063"/>
+              <w:t>{cbe}</w:t>
             </w:r>
             <w:r>
               <w:rPr>
@@ -8896,7 +8948,7 @@
                 <w:szCs w:val="18"/>
                 <w:lang w:val="fr-FR" w:eastAsia="en-US"/>
               </w:rPr>
-              <w:sym w:font="Webdings" w:char="F063"/>
+              <w:t>{cbe}</w:t>
             </w:r>
             <w:r>
               <w:rPr>
@@ -8920,7 +8972,7 @@
                 <w:szCs w:val="18"/>
                 <w:lang w:val="fr-FR" w:eastAsia="en-US"/>
               </w:rPr>
-              <w:sym w:font="Webdings" w:char="F063"/>
+              <w:t>{cbe}</w:t>
             </w:r>
             <w:r>
               <w:rPr>
@@ -8957,7 +9009,31 @@
                 <w:szCs w:val="18"/>
                 <w:lang w:val="fr-FR" w:eastAsia="en-US"/>
               </w:rPr>
-              <w:sym w:font="Webdings" w:char="F072"/>
+              <w:t>{</w:t>
+            </w:r>
+            <w:r>
+              <w:rPr>
+                <w:rFonts w:ascii="Verdana" w:hAnsi="Verdana"/>
+                <w:bCs/>
+                <w:noProof/>
+                <w:color w:val="000000"/>
+                <w:sz w:val="18"/>
+                <w:szCs w:val="18"/>
+                <w:lang w:val="fr-FR" w:eastAsia="en-US"/>
+              </w:rPr>
+              <w:t>cbc</w:t>
+            </w:r>
+            <w:r>
+              <w:rPr>
+                <w:rFonts w:ascii="Verdana" w:hAnsi="Verdana"/>
+                <w:bCs/>
+                <w:noProof/>
+                <w:color w:val="000000"/>
+                <w:sz w:val="18"/>
+                <w:szCs w:val="18"/>
+                <w:lang w:val="fr-FR" w:eastAsia="en-US"/>
+              </w:rPr>
+              <w:t>}</w:t>
             </w:r>
             <w:r>
               <w:rPr>
@@ -9018,7 +9094,7 @@
                 <w:szCs w:val="18"/>
                 <w:lang w:val="fr-FR" w:eastAsia="en-US"/>
               </w:rPr>
-              <w:sym w:font="Webdings" w:char="F063"/>
+              <w:t>{cbe}</w:t>
             </w:r>
             <w:r>
               <w:rPr>
@@ -10115,6 +10191,7 @@
                 <w:szCs w:val="16"/>
                 <w:lang w:val="en-US" w:eastAsia="en-US"/>
               </w:rPr>
+              <w:lastRenderedPageBreak/>
               <w:t>If I fail to comply with the relevant provisions of the Turkish Passport Law No: 5682 and Law on the Residence and Travel of Aliens in Turkey No: 5683, my entry will be refused and in case of refusal, I will not claim any compensation.</w:t>
             </w:r>
           </w:p>
@@ -10283,7 +10360,6 @@
                 <w:szCs w:val="18"/>
                 <w:lang w:val="fr-FR" w:eastAsia="en-US"/>
               </w:rPr>
-              <w:lastRenderedPageBreak/>
               <w:t>{date}</w:t>
             </w:r>
           </w:p>

--- a/turkey schengen visa application rpa/visaform.docx
+++ b/turkey schengen visa application rpa/visaform.docx
@@ -548,7 +548,33 @@
                 <w:szCs w:val="18"/>
                 <w:lang w:val="fr-FR" w:eastAsia="en-US"/>
               </w:rPr>
-              <w:t>{maid_middle_name}</w:t>
+              <w:t>{maid_</w:t>
+            </w:r>
+            <w:r>
+              <w:rPr>
+                <w:rFonts w:ascii="Verdana" w:hAnsi="Verdana"/>
+                <w:bCs/>
+                <w:noProof/>
+                <w:color w:val="000000"/>
+                <w:sz w:val="18"/>
+                <w:szCs w:val="18"/>
+                <w:lang w:val="fr-FR" w:eastAsia="en-US"/>
+              </w:rPr>
+              <w:t>sur</w:t>
+            </w:r>
+            <w:bookmarkStart w:id="0" w:name="_GoBack"/>
+            <w:bookmarkEnd w:id="0"/>
+            <w:r>
+              <w:rPr>
+                <w:rFonts w:ascii="Verdana" w:hAnsi="Verdana"/>
+                <w:bCs/>
+                <w:noProof/>
+                <w:color w:val="000000"/>
+                <w:sz w:val="18"/>
+                <w:szCs w:val="18"/>
+                <w:lang w:val="fr-FR" w:eastAsia="en-US"/>
+              </w:rPr>
+              <w:t>name}</w:t>
             </w:r>
           </w:p>
           <w:p>
@@ -4384,19 +4410,7 @@
                 <w:szCs w:val="18"/>
                 <w:lang w:val="fr-FR" w:eastAsia="en-US"/>
               </w:rPr>
-              <w:t>{cbe}</w:t>
-            </w:r>
-            <w:r>
-              <w:rPr>
-                <w:rFonts w:ascii="Verdana" w:hAnsi="Verdana"/>
-                <w:bCs/>
-                <w:noProof/>
-                <w:color w:val="000000"/>
-                <w:sz w:val="18"/>
-                <w:szCs w:val="18"/>
-                <w:lang w:val="fr-FR" w:eastAsia="en-US"/>
-              </w:rPr>
-              <w:t xml:space="preserve"> </w:t>
+              <w:t xml:space="preserve">{cbe} </w:t>
             </w:r>
             <w:r>
               <w:rPr>
@@ -4469,7 +4483,19 @@
                 <w:szCs w:val="18"/>
                 <w:lang w:val="fr-FR" w:eastAsia="en-US"/>
               </w:rPr>
-              <w:t>{cbe}</w:t>
+              <w:t xml:space="preserve">{cbe} </w:t>
+            </w:r>
+            <w:r>
+              <w:rPr>
+                <w:rFonts w:ascii="Verdana" w:hAnsi="Verdana"/>
+                <w:bCs/>
+                <w:noProof/>
+                <w:color w:val="000000"/>
+                <w:sz w:val="18"/>
+                <w:szCs w:val="18"/>
+                <w:lang w:val="fr-FR" w:eastAsia="en-US"/>
+              </w:rPr>
+              <w:t>Travel Document (1951</w:t>
             </w:r>
             <w:r>
               <w:rPr>
@@ -4493,30 +4519,6 @@
                 <w:szCs w:val="18"/>
                 <w:lang w:val="fr-FR" w:eastAsia="en-US"/>
               </w:rPr>
-              <w:t>Travel Document (1951</w:t>
-            </w:r>
-            <w:r>
-              <w:rPr>
-                <w:rFonts w:ascii="Verdana" w:hAnsi="Verdana"/>
-                <w:bCs/>
-                <w:noProof/>
-                <w:color w:val="000000"/>
-                <w:sz w:val="18"/>
-                <w:szCs w:val="18"/>
-                <w:lang w:val="fr-FR" w:eastAsia="en-US"/>
-              </w:rPr>
-              <w:t xml:space="preserve"> </w:t>
-            </w:r>
-            <w:r>
-              <w:rPr>
-                <w:rFonts w:ascii="Verdana" w:hAnsi="Verdana"/>
-                <w:bCs/>
-                <w:noProof/>
-                <w:color w:val="000000"/>
-                <w:sz w:val="18"/>
-                <w:szCs w:val="18"/>
-                <w:lang w:val="fr-FR" w:eastAsia="en-US"/>
-              </w:rPr>
               <w:t>Convention)</w:t>
             </w:r>
           </w:p>
@@ -4542,19 +4544,7 @@
                 <w:szCs w:val="18"/>
                 <w:lang w:val="fr-FR" w:eastAsia="en-US"/>
               </w:rPr>
-              <w:t>{cbe}</w:t>
-            </w:r>
-            <w:r>
-              <w:rPr>
-                <w:rFonts w:ascii="Verdana" w:hAnsi="Verdana"/>
-                <w:bCs/>
-                <w:noProof/>
-                <w:color w:val="000000"/>
-                <w:sz w:val="18"/>
-                <w:szCs w:val="18"/>
-                <w:lang w:val="fr-FR" w:eastAsia="en-US"/>
-              </w:rPr>
-              <w:t xml:space="preserve"> </w:t>
+              <w:t xml:space="preserve">{cbe} </w:t>
             </w:r>
             <w:r>
               <w:rPr>
@@ -4591,19 +4581,7 @@
                 <w:szCs w:val="18"/>
                 <w:lang w:val="fr-FR" w:eastAsia="en-US"/>
               </w:rPr>
-              <w:t>{cbe}</w:t>
-            </w:r>
-            <w:r>
-              <w:rPr>
-                <w:rFonts w:ascii="Verdana" w:hAnsi="Verdana"/>
-                <w:bCs/>
-                <w:noProof/>
-                <w:color w:val="000000"/>
-                <w:sz w:val="18"/>
-                <w:szCs w:val="18"/>
-                <w:lang w:val="fr-FR" w:eastAsia="en-US"/>
-              </w:rPr>
-              <w:t xml:space="preserve"> </w:t>
+              <w:t xml:space="preserve">{cbe} </w:t>
             </w:r>
             <w:r>
               <w:rPr>
@@ -4652,19 +4630,7 @@
                 <w:szCs w:val="18"/>
                 <w:lang w:val="fr-FR" w:eastAsia="en-US"/>
               </w:rPr>
-              <w:t>{cbe}</w:t>
-            </w:r>
-            <w:r>
-              <w:rPr>
-                <w:rFonts w:ascii="Verdana" w:hAnsi="Verdana"/>
-                <w:bCs/>
-                <w:noProof/>
-                <w:color w:val="000000"/>
-                <w:sz w:val="18"/>
-                <w:szCs w:val="18"/>
-                <w:lang w:val="fr-FR" w:eastAsia="en-US"/>
-              </w:rPr>
-              <w:t xml:space="preserve"> </w:t>
+              <w:t xml:space="preserve">{cbe} </w:t>
             </w:r>
             <w:r>
               <w:rPr>
@@ -5124,31 +5090,7 @@
                 <w:szCs w:val="18"/>
                 <w:lang w:val="fr-FR" w:eastAsia="en-US"/>
               </w:rPr>
-              <w:t>{</w:t>
-            </w:r>
-            <w:r>
-              <w:rPr>
-                <w:rFonts w:ascii="Verdana" w:hAnsi="Verdana"/>
-                <w:bCs/>
-                <w:noProof/>
-                <w:color w:val="000000"/>
-                <w:sz w:val="18"/>
-                <w:szCs w:val="18"/>
-                <w:lang w:val="fr-FR" w:eastAsia="en-US"/>
-              </w:rPr>
-              <w:t>cbc</w:t>
-            </w:r>
-            <w:r>
-              <w:rPr>
-                <w:rFonts w:ascii="Verdana" w:hAnsi="Verdana"/>
-                <w:bCs/>
-                <w:noProof/>
-                <w:color w:val="000000"/>
-                <w:sz w:val="18"/>
-                <w:szCs w:val="18"/>
-                <w:lang w:val="fr-FR" w:eastAsia="en-US"/>
-              </w:rPr>
-              <w:t>}</w:t>
+              <w:t>{cbc}</w:t>
             </w:r>
             <w:r>
               <w:rPr>
@@ -6266,31 +6208,7 @@
                 <w:szCs w:val="18"/>
                 <w:lang w:val="fr-FR" w:eastAsia="en-US"/>
               </w:rPr>
-              <w:t>{</w:t>
-            </w:r>
-            <w:r>
-              <w:rPr>
-                <w:rFonts w:ascii="Verdana" w:hAnsi="Verdana"/>
-                <w:bCs/>
-                <w:noProof/>
-                <w:color w:val="000000"/>
-                <w:sz w:val="18"/>
-                <w:szCs w:val="18"/>
-                <w:lang w:val="fr-FR" w:eastAsia="en-US"/>
-              </w:rPr>
-              <w:t>cbc</w:t>
-            </w:r>
-            <w:r>
-              <w:rPr>
-                <w:rFonts w:ascii="Verdana" w:hAnsi="Verdana"/>
-                <w:bCs/>
-                <w:noProof/>
-                <w:color w:val="000000"/>
-                <w:sz w:val="18"/>
-                <w:szCs w:val="18"/>
-                <w:lang w:val="fr-FR" w:eastAsia="en-US"/>
-              </w:rPr>
-              <w:t>}</w:t>
+              <w:t>{cbc}</w:t>
             </w:r>
             <w:r>
               <w:rPr>
@@ -6401,31 +6319,7 @@
                 <w:szCs w:val="18"/>
                 <w:lang w:val="fr-FR" w:eastAsia="en-US"/>
               </w:rPr>
-              <w:t>{</w:t>
-            </w:r>
-            <w:r>
-              <w:rPr>
-                <w:rFonts w:ascii="Verdana" w:hAnsi="Verdana"/>
-                <w:bCs/>
-                <w:noProof/>
-                <w:color w:val="000000"/>
-                <w:sz w:val="18"/>
-                <w:szCs w:val="18"/>
-                <w:lang w:val="fr-FR" w:eastAsia="en-US"/>
-              </w:rPr>
-              <w:t>cbc</w:t>
-            </w:r>
-            <w:r>
-              <w:rPr>
-                <w:rFonts w:ascii="Verdana" w:hAnsi="Verdana"/>
-                <w:bCs/>
-                <w:noProof/>
-                <w:color w:val="000000"/>
-                <w:sz w:val="18"/>
-                <w:szCs w:val="18"/>
-                <w:lang w:val="fr-FR" w:eastAsia="en-US"/>
-              </w:rPr>
-              <w:t>}</w:t>
+              <w:t>{cbc}</w:t>
             </w:r>
             <w:r>
               <w:rPr>
@@ -7037,8 +6931,6 @@
                 <w:lang w:val="fr-FR" w:eastAsia="en-US"/>
               </w:rPr>
             </w:pPr>
-            <w:bookmarkStart w:id="0" w:name="_GoBack"/>
-            <w:bookmarkEnd w:id="0"/>
             <w:r>
               <w:rPr>
                 <w:rFonts w:ascii="Verdana" w:hAnsi="Verdana"/>
@@ -7270,19 +7162,7 @@
                 <w:szCs w:val="18"/>
                 <w:lang w:val="fr-FR" w:eastAsia="en-US"/>
               </w:rPr>
-              <w:t>{cbe}</w:t>
-            </w:r>
-            <w:r>
-              <w:rPr>
-                <w:rFonts w:ascii="Verdana" w:hAnsi="Verdana"/>
-                <w:bCs/>
-                <w:noProof/>
-                <w:color w:val="000000"/>
-                <w:sz w:val="18"/>
-                <w:szCs w:val="18"/>
-                <w:lang w:val="fr-FR" w:eastAsia="en-US"/>
-              </w:rPr>
-              <w:t xml:space="preserve"> </w:t>
+              <w:t xml:space="preserve">{cbe} </w:t>
             </w:r>
             <w:r>
               <w:rPr>
@@ -7471,31 +7351,7 @@
                 <w:szCs w:val="18"/>
                 <w:lang w:val="fr-FR" w:eastAsia="en-US"/>
               </w:rPr>
-              <w:t>{</w:t>
-            </w:r>
-            <w:r>
-              <w:rPr>
-                <w:rFonts w:ascii="Verdana" w:hAnsi="Verdana"/>
-                <w:bCs/>
-                <w:noProof/>
-                <w:color w:val="000000"/>
-                <w:sz w:val="18"/>
-                <w:szCs w:val="18"/>
-                <w:lang w:val="fr-FR" w:eastAsia="en-US"/>
-              </w:rPr>
-              <w:t>cbc</w:t>
-            </w:r>
-            <w:r>
-              <w:rPr>
-                <w:rFonts w:ascii="Verdana" w:hAnsi="Verdana"/>
-                <w:bCs/>
-                <w:noProof/>
-                <w:color w:val="000000"/>
-                <w:sz w:val="18"/>
-                <w:szCs w:val="18"/>
-                <w:lang w:val="fr-FR" w:eastAsia="en-US"/>
-              </w:rPr>
-              <w:t>}</w:t>
+              <w:t>{cbc}</w:t>
             </w:r>
             <w:r>
               <w:rPr>
@@ -8251,31 +8107,7 @@
                 <w:szCs w:val="18"/>
                 <w:lang w:val="fr-FR" w:eastAsia="en-US"/>
               </w:rPr>
-              <w:t>{</w:t>
-            </w:r>
-            <w:r>
-              <w:rPr>
-                <w:rFonts w:ascii="Verdana" w:hAnsi="Verdana"/>
-                <w:bCs/>
-                <w:noProof/>
-                <w:color w:val="000000"/>
-                <w:sz w:val="18"/>
-                <w:szCs w:val="18"/>
-                <w:lang w:val="fr-FR" w:eastAsia="en-US"/>
-              </w:rPr>
-              <w:t>cbc</w:t>
-            </w:r>
-            <w:r>
-              <w:rPr>
-                <w:rFonts w:ascii="Verdana" w:hAnsi="Verdana"/>
-                <w:bCs/>
-                <w:noProof/>
-                <w:color w:val="000000"/>
-                <w:sz w:val="18"/>
-                <w:szCs w:val="18"/>
-                <w:lang w:val="fr-FR" w:eastAsia="en-US"/>
-              </w:rPr>
-              <w:t>}</w:t>
+              <w:t>{cbc}</w:t>
             </w:r>
             <w:r>
               <w:rPr>
@@ -8299,19 +8131,7 @@
                 <w:szCs w:val="18"/>
                 <w:lang w:val="fr-FR" w:eastAsia="en-US"/>
               </w:rPr>
-              <w:t>{cbe}</w:t>
-            </w:r>
-            <w:r>
-              <w:rPr>
-                <w:rFonts w:ascii="Verdana" w:hAnsi="Verdana"/>
-                <w:bCs/>
-                <w:noProof/>
-                <w:color w:val="000000"/>
-                <w:sz w:val="18"/>
-                <w:szCs w:val="18"/>
-                <w:lang w:val="fr-FR" w:eastAsia="en-US"/>
-              </w:rPr>
-              <w:t xml:space="preserve"> </w:t>
+              <w:t xml:space="preserve">{cbe} </w:t>
             </w:r>
             <w:r>
               <w:rPr>
@@ -9009,31 +8829,7 @@
                 <w:szCs w:val="18"/>
                 <w:lang w:val="fr-FR" w:eastAsia="en-US"/>
               </w:rPr>
-              <w:t>{</w:t>
-            </w:r>
-            <w:r>
-              <w:rPr>
-                <w:rFonts w:ascii="Verdana" w:hAnsi="Verdana"/>
-                <w:bCs/>
-                <w:noProof/>
-                <w:color w:val="000000"/>
-                <w:sz w:val="18"/>
-                <w:szCs w:val="18"/>
-                <w:lang w:val="fr-FR" w:eastAsia="en-US"/>
-              </w:rPr>
-              <w:t>cbc</w:t>
-            </w:r>
-            <w:r>
-              <w:rPr>
-                <w:rFonts w:ascii="Verdana" w:hAnsi="Verdana"/>
-                <w:bCs/>
-                <w:noProof/>
-                <w:color w:val="000000"/>
-                <w:sz w:val="18"/>
-                <w:szCs w:val="18"/>
-                <w:lang w:val="fr-FR" w:eastAsia="en-US"/>
-              </w:rPr>
-              <w:t>}</w:t>
+              <w:t>{cbc}</w:t>
             </w:r>
             <w:r>
               <w:rPr>

--- a/turkey schengen visa application rpa/visaform.docx
+++ b/turkey schengen visa application rpa/visaform.docx
@@ -562,8 +562,6 @@
               </w:rPr>
               <w:t>sur</w:t>
             </w:r>
-            <w:bookmarkStart w:id="0" w:name="_GoBack"/>
-            <w:bookmarkEnd w:id="0"/>
             <w:r>
               <w:rPr>
                 <w:rFonts w:ascii="Verdana" w:hAnsi="Verdana"/>
@@ -3340,7 +3338,7 @@
                 <w:szCs w:val="18"/>
                 <w:lang w:val="en-US" w:eastAsia="en-US"/>
               </w:rPr>
-              <w:t>{maid_nationality</w:t>
+              <w:t>{maid_country_of_birth</w:t>
             </w:r>
             <w:r>
               <w:rPr>
@@ -3875,6 +3873,8 @@
               </w:rPr>
               <w:t xml:space="preserve"> at birth </w:t>
             </w:r>
+            <w:bookmarkStart w:id="0" w:name="_GoBack"/>
+            <w:bookmarkEnd w:id="0"/>
           </w:p>
           <w:p>
             <w:pPr>
@@ -5680,27 +5680,7 @@
                 <w:szCs w:val="18"/>
                 <w:lang w:val="fr-FR" w:eastAsia="en-US"/>
               </w:rPr>
-              <w:t>{</w:t>
-            </w:r>
-            <w:proofErr w:type="spellStart"/>
-            <w:r>
-              <w:rPr>
-                <w:rFonts w:ascii="Verdana" w:hAnsi="Verdana"/>
-                <w:sz w:val="18"/>
-                <w:szCs w:val="18"/>
-                <w:lang w:val="fr-FR" w:eastAsia="en-US"/>
-              </w:rPr>
-              <w:t>client_email</w:t>
-            </w:r>
-            <w:proofErr w:type="spellEnd"/>
-            <w:r>
-              <w:rPr>
-                <w:rFonts w:ascii="Verdana" w:hAnsi="Verdana"/>
-                <w:sz w:val="18"/>
-                <w:szCs w:val="18"/>
-                <w:lang w:val="fr-FR" w:eastAsia="en-US"/>
-              </w:rPr>
-              <w:t>}</w:t>
+              <w:t>{client_email}</w:t>
             </w:r>
           </w:p>
         </w:tc>
@@ -7650,27 +7630,7 @@
                 <w:szCs w:val="18"/>
                 <w:lang w:val="fr-FR" w:eastAsia="en-US"/>
               </w:rPr>
-              <w:t>{</w:t>
-            </w:r>
-            <w:proofErr w:type="spellStart"/>
-            <w:r>
-              <w:rPr>
-                <w:rFonts w:ascii="Verdana" w:hAnsi="Verdana"/>
-                <w:sz w:val="18"/>
-                <w:szCs w:val="18"/>
-                <w:lang w:val="fr-FR" w:eastAsia="en-US"/>
-              </w:rPr>
-              <w:t>arrival_date</w:t>
-            </w:r>
-            <w:proofErr w:type="spellEnd"/>
-            <w:r>
-              <w:rPr>
-                <w:rFonts w:ascii="Verdana" w:hAnsi="Verdana"/>
-                <w:sz w:val="18"/>
-                <w:szCs w:val="18"/>
-                <w:lang w:val="fr-FR" w:eastAsia="en-US"/>
-              </w:rPr>
-              <w:t>}</w:t>
+              <w:t>{arrival_date}</w:t>
             </w:r>
           </w:p>
         </w:tc>
@@ -10106,39 +10066,8 @@
                 <w:szCs w:val="18"/>
                 <w:lang w:val="fr-FR" w:eastAsia="en-US"/>
               </w:rPr>
-              <w:t xml:space="preserve">United </w:t>
-            </w:r>
-            <w:proofErr w:type="spellStart"/>
-            <w:r>
-              <w:rPr>
-                <w:rFonts w:ascii="Verdana" w:hAnsi="Verdana"/>
-                <w:sz w:val="18"/>
-                <w:szCs w:val="18"/>
-                <w:lang w:val="fr-FR" w:eastAsia="en-US"/>
-              </w:rPr>
-              <w:t>Arab</w:t>
-            </w:r>
-            <w:proofErr w:type="spellEnd"/>
-            <w:r>
-              <w:rPr>
-                <w:rFonts w:ascii="Verdana" w:hAnsi="Verdana"/>
-                <w:sz w:val="18"/>
-                <w:szCs w:val="18"/>
-                <w:lang w:val="fr-FR" w:eastAsia="en-US"/>
-              </w:rPr>
-              <w:t xml:space="preserve"> </w:t>
-            </w:r>
-            <w:proofErr w:type="spellStart"/>
-            <w:r>
-              <w:rPr>
-                <w:rFonts w:ascii="Verdana" w:hAnsi="Verdana"/>
-                <w:sz w:val="18"/>
-                <w:szCs w:val="18"/>
-                <w:lang w:val="fr-FR" w:eastAsia="en-US"/>
-              </w:rPr>
-              <w:t>Emirates</w:t>
-            </w:r>
-            <w:proofErr w:type="spellEnd"/>
+              <w:t>United Arab Emirates</w:t>
+            </w:r>
           </w:p>
           <w:p>
             <w:pPr>

--- a/turkey schengen visa application rpa/visaform.docx
+++ b/turkey schengen visa application rpa/visaform.docx
@@ -6299,43 +6299,40 @@
                 <w:szCs w:val="18"/>
                 <w:lang w:val="fr-FR" w:eastAsia="en-US"/>
               </w:rPr>
-              <w:t>{cbc}</w:t>
-            </w:r>
-            <w:r>
-              <w:rPr>
-                <w:rFonts w:ascii="Verdana" w:hAnsi="Verdana"/>
-                <w:bCs/>
-                <w:noProof/>
-                <w:color w:val="000000"/>
-                <w:sz w:val="18"/>
-                <w:szCs w:val="18"/>
-                <w:lang w:val="en-US" w:eastAsia="en-US"/>
-              </w:rPr>
-              <w:t xml:space="preserve"> Single Entry    </w:t>
-            </w:r>
-            <w:r>
-              <w:rPr>
-                <w:rFonts w:ascii="Verdana" w:hAnsi="Verdana"/>
-                <w:bCs/>
-                <w:noProof/>
-                <w:color w:val="000000"/>
-                <w:sz w:val="18"/>
-                <w:szCs w:val="18"/>
-                <w:lang w:val="fr-FR" w:eastAsia="en-US"/>
-              </w:rPr>
-              <w:t>{cbe}</w:t>
-            </w:r>
-            <w:r>
-              <w:rPr>
-                <w:rFonts w:ascii="Verdana" w:hAnsi="Verdana"/>
-                <w:bCs/>
-                <w:noProof/>
-                <w:color w:val="000000"/>
-                <w:sz w:val="18"/>
-                <w:szCs w:val="18"/>
-                <w:lang w:val="en-US" w:eastAsia="en-US"/>
-              </w:rPr>
-              <w:t xml:space="preserve"> Multiple entry</w:t>
+              <w:t>{entry_single} Single Entry    {entry_multiple} Multiple entry</w:t>
+            </w:r>
+            <w:r>
+              <w:rPr>
+                <w:rFonts w:ascii="Verdana" w:hAnsi="Verdana"/>
+                <w:bCs/>
+                <w:noProof/>
+                <w:color w:val="000000"/>
+                <w:sz w:val="18"/>
+                <w:szCs w:val="18"/>
+                <w:lang w:val="en-US" w:eastAsia="en-US"/>
+              </w:rPr>
+            </w:r>
+            <w:r>
+              <w:rPr>
+                <w:rFonts w:ascii="Verdana" w:hAnsi="Verdana"/>
+                <w:bCs/>
+                <w:noProof/>
+                <w:color w:val="000000"/>
+                <w:sz w:val="18"/>
+                <w:szCs w:val="18"/>
+                <w:lang w:val="fr-FR" w:eastAsia="en-US"/>
+              </w:rPr>
+            </w:r>
+            <w:r>
+              <w:rPr>
+                <w:rFonts w:ascii="Verdana" w:hAnsi="Verdana"/>
+                <w:bCs/>
+                <w:noProof/>
+                <w:color w:val="000000"/>
+                <w:sz w:val="18"/>
+                <w:szCs w:val="18"/>
+                <w:lang w:val="en-US" w:eastAsia="en-US"/>
+              </w:rPr>
             </w:r>
           </w:p>
         </w:tc>
@@ -10225,6 +10222,9 @@
     <w:sectPr>
       <w:footerReference w:type="even" r:id="rId9"/>
       <w:footerReference w:type="default" r:id="rId10"/>
+      <w:headerReference w:type="default" r:id="rId13"/>
+      <w:headerReference w:type="first" r:id="rId14"/>
+      <w:footerReference w:type="first" r:id="rId15"/>
       <w:pgSz w:w="11906" w:h="16838" w:code="9"/>
       <w:pgMar w:top="1079" w:right="1134" w:bottom="907" w:left="1134" w:header="709" w:footer="709" w:gutter="0"/>
       <w:cols w:space="708"/>
@@ -10343,6 +10343,16 @@
 </w:ftr>
 </file>
 
+<file path=word/footer3.xml><?xml version="1.0" encoding="utf-8"?>
+<w:ftr xmlns:m="http://schemas.openxmlformats.org/officeDocument/2006/math" xmlns:mc="http://schemas.openxmlformats.org/markup-compatibility/2006" xmlns:mo="http://schemas.microsoft.com/office/mac/office/2008/main" xmlns:mv="urn:schemas-microsoft-com:mac:vml" xmlns:o="urn:schemas-microsoft-com:office:office" xmlns:r="http://schemas.openxmlformats.org/officeDocument/2006/relationships" xmlns:v="urn:schemas-microsoft-com:vml" xmlns:w10="urn:schemas-microsoft-com:office:word" xmlns:w14="http://schemas.microsoft.com/office/word/2010/wordml" xmlns:w="http://schemas.openxmlformats.org/wordprocessingml/2006/main" xmlns:wne="http://schemas.microsoft.com/office/word/2006/wordml" xmlns:wp14="http://schemas.microsoft.com/office/word/2010/wordprocessingDrawing" xmlns:wp="http://schemas.openxmlformats.org/drawingml/2006/wordprocessingDrawing" xmlns:wpc="http://schemas.microsoft.com/office/word/2010/wordprocessingCanvas" xmlns:wpg="http://schemas.microsoft.com/office/word/2010/wordprocessingGroup" xmlns:wpi="http://schemas.microsoft.com/office/word/2010/wordprocessingInk" xmlns:wps="http://schemas.microsoft.com/office/word/2010/wordprocessingShape" mc:Ignorable="w14 wp14">
+  <w:p>
+    <w:pPr>
+      <w:pStyle w:val="Footer"/>
+    </w:pPr>
+  </w:p>
+</w:ftr>
+</file>
+
 <file path=word/footnotes.xml><?xml version="1.0" encoding="utf-8"?>
 <w:footnotes xmlns:wpc="http://schemas.microsoft.com/office/word/2010/wordprocessingCanvas" xmlns:cx="http://schemas.microsoft.com/office/drawing/2014/chartex" xmlns:mc="http://schemas.openxmlformats.org/markup-compatibility/2006" xmlns:o="urn:schemas-microsoft-com:office:office" xmlns:r="http://schemas.openxmlformats.org/officeDocument/2006/relationships" xmlns:m="http://schemas.openxmlformats.org/officeDocument/2006/math" xmlns:v="urn:schemas-microsoft-com:vml" xmlns:wp14="http://schemas.microsoft.com/office/word/2010/wordprocessingDrawing" xmlns:wp="http://schemas.openxmlformats.org/drawingml/2006/wordprocessingDrawing" xmlns:w10="urn:schemas-microsoft-com:office:word" xmlns:w="http://schemas.openxmlformats.org/wordprocessingml/2006/main" xmlns:w14="http://schemas.microsoft.com/office/word/2010/wordml" xmlns:w15="http://schemas.microsoft.com/office/word/2012/wordml" xmlns:w16se="http://schemas.microsoft.com/office/word/2015/wordml/symex" xmlns:wpg="http://schemas.microsoft.com/office/word/2010/wordprocessingGroup" xmlns:wpi="http://schemas.microsoft.com/office/word/2010/wordprocessingInk" xmlns:wne="http://schemas.microsoft.com/office/word/2006/wordml" xmlns:wps="http://schemas.microsoft.com/office/word/2010/wordprocessingShape" mc:Ignorable="w14 w15 w16se wp14">
   <w:footnote w:type="separator" w:id="-1">
@@ -10360,6 +10370,26 @@
     </w:p>
   </w:footnote>
 </w:footnotes>
+</file>
+
+<file path=word/header1.xml><?xml version="1.0" encoding="utf-8"?>
+<w:hdr xmlns:m="http://schemas.openxmlformats.org/officeDocument/2006/math" xmlns:mc="http://schemas.openxmlformats.org/markup-compatibility/2006" xmlns:mo="http://schemas.microsoft.com/office/mac/office/2008/main" xmlns:mv="urn:schemas-microsoft-com:mac:vml" xmlns:o="urn:schemas-microsoft-com:office:office" xmlns:r="http://schemas.openxmlformats.org/officeDocument/2006/relationships" xmlns:v="urn:schemas-microsoft-com:vml" xmlns:w10="urn:schemas-microsoft-com:office:word" xmlns:w14="http://schemas.microsoft.com/office/word/2010/wordml" xmlns:w="http://schemas.openxmlformats.org/wordprocessingml/2006/main" xmlns:wne="http://schemas.microsoft.com/office/word/2006/wordml" xmlns:wp14="http://schemas.microsoft.com/office/word/2010/wordprocessingDrawing" xmlns:wp="http://schemas.openxmlformats.org/drawingml/2006/wordprocessingDrawing" xmlns:wpc="http://schemas.microsoft.com/office/word/2010/wordprocessingCanvas" xmlns:wpg="http://schemas.microsoft.com/office/word/2010/wordprocessingGroup" xmlns:wpi="http://schemas.microsoft.com/office/word/2010/wordprocessingInk" xmlns:wps="http://schemas.microsoft.com/office/word/2010/wordprocessingShape" mc:Ignorable="w14 wp14">
+  <w:p>
+    <w:pPr>
+      <w:pStyle w:val="Header"/>
+    </w:pPr>
+  </w:p>
+</w:hdr>
+</file>
+
+<file path=word/header2.xml><?xml version="1.0" encoding="utf-8"?>
+<w:hdr xmlns:m="http://schemas.openxmlformats.org/officeDocument/2006/math" xmlns:mc="http://schemas.openxmlformats.org/markup-compatibility/2006" xmlns:mo="http://schemas.microsoft.com/office/mac/office/2008/main" xmlns:mv="urn:schemas-microsoft-com:mac:vml" xmlns:o="urn:schemas-microsoft-com:office:office" xmlns:r="http://schemas.openxmlformats.org/officeDocument/2006/relationships" xmlns:v="urn:schemas-microsoft-com:vml" xmlns:w10="urn:schemas-microsoft-com:office:word" xmlns:w14="http://schemas.microsoft.com/office/word/2010/wordml" xmlns:w="http://schemas.openxmlformats.org/wordprocessingml/2006/main" xmlns:wne="http://schemas.microsoft.com/office/word/2006/wordml" xmlns:wp14="http://schemas.microsoft.com/office/word/2010/wordprocessingDrawing" xmlns:wp="http://schemas.openxmlformats.org/drawingml/2006/wordprocessingDrawing" xmlns:wpc="http://schemas.microsoft.com/office/word/2010/wordprocessingCanvas" xmlns:wpg="http://schemas.microsoft.com/office/word/2010/wordprocessingGroup" xmlns:wpi="http://schemas.microsoft.com/office/word/2010/wordprocessingInk" xmlns:wps="http://schemas.microsoft.com/office/word/2010/wordprocessingShape" mc:Ignorable="w14 wp14">
+  <w:p>
+    <w:pPr>
+      <w:pStyle w:val="Header"/>
+    </w:pPr>
+  </w:p>
+</w:hdr>
 </file>
 
 <file path=word/numbering.xml><?xml version="1.0" encoding="utf-8"?>
